--- a/pr-preview/pr-196/probability-basics.docx
+++ b/pr-preview/pr-196/probability-basics.docx
@@ -15,10 +15,10 @@
         <w:pStyle w:val="Date"/>
       </w:pPr>
       <w:r>
-        <w:t xml:space="preserve">Last modified: 2026-10-16 22:41:41 (PDT)</w:t>
+        <w:t xml:space="preserve">Last modified: 2026-10-16 23:57:41 (PDT)</w:t>
       </w:r>
     </w:p>
-    <w:bookmarkStart w:id="59" w:name="defining-probabilities"/>
+    <w:bookmarkStart w:id="64" w:name="defining-probabilities"/>
     <w:p>
       <w:pPr>
         <w:pStyle w:val="Heading2"/>
@@ -34,7 +34,7 @@
       <w:bookmarkStart w:id="9" w:name="sec-prob-axioms"/>
       <w:bookmarkEnd w:id="9"/>
     </w:p>
-    <w:bookmarkStart w:id="10" w:name="def-random-experiment"/>
+    <w:bookmarkStart w:id="10" w:name="def-step"/>
     <w:p>
       <w:pPr>
         <w:pStyle w:val="BodyText"/>
@@ -44,7 +44,340 @@
           <w:b/>
           <w:bCs/>
         </w:rPr>
-        <w:t xml:space="preserve">Definition 1 (Random experiment)</w:t>
+        <w:t xml:space="preserve">Definition 1 (Step)</w:t>
+      </w:r>
+      <w:r>
+        <w:t xml:space="preserve"> </w:t>
+      </w:r>
+      <w:r>
+        <w:t xml:space="preserve">A</w:t>
+      </w:r>
+      <w:r>
+        <w:t xml:space="preserve"> </w:t>
+      </w:r>
+      <w:r>
+        <w:rPr>
+          <w:b/>
+          <w:bCs/>
+        </w:rPr>
+        <w:t xml:space="preserve">step</w:t>
+      </w:r>
+      <w:r>
+        <w:t xml:space="preserve"> </w:t>
+      </w:r>
+      <w:r>
+        <w:t xml:space="preserve">is the carrying out of one instruction.</w:t>
+      </w:r>
+    </w:p>
+    <w:bookmarkEnd w:id="10"/>
+    <w:bookmarkStart w:id="11" w:name="exm-step"/>
+    <w:p>
+      <w:pPr>
+        <w:pStyle w:val="BodyText"/>
+      </w:pPr>
+      <w:r>
+        <w:rPr>
+          <w:b/>
+          <w:bCs/>
+        </w:rPr>
+        <w:t xml:space="preserve">Example 1 (Steps of a die roll)</w:t>
+      </w:r>
+      <w:r>
+        <w:t xml:space="preserve"> </w:t>
+      </w:r>
+      <w:r>
+        <w:t xml:space="preserve">Carrying out the instruction</w:t>
+      </w:r>
+      <w:r>
+        <w:t xml:space="preserve"> </w:t>
+      </w:r>
+      <w:r>
+        <w:t xml:space="preserve">“roll a six-sided die once”</w:t>
+      </w:r>
+      <w:r>
+        <w:t xml:space="preserve"> </w:t>
+      </w:r>
+      <w:r>
+        <w:t xml:space="preserve">is one step.</w:t>
+      </w:r>
+      <w:r>
+        <w:t xml:space="preserve"> </w:t>
+      </w:r>
+      <w:r>
+        <w:t xml:space="preserve">Carrying out the instruction</w:t>
+      </w:r>
+      <w:r>
+        <w:t xml:space="preserve"> </w:t>
+      </w:r>
+      <w:r>
+        <w:t xml:space="preserve">“read the number facing up”</w:t>
+      </w:r>
+      <w:r>
+        <w:t xml:space="preserve"> </w:t>
+      </w:r>
+      <w:r>
+        <w:t xml:space="preserve">is another step.</w:t>
+      </w:r>
+    </w:p>
+    <w:bookmarkEnd w:id="11"/>
+    <w:bookmarkStart w:id="12" w:name="def-procedure"/>
+    <w:p>
+      <w:pPr>
+        <w:pStyle w:val="BodyText"/>
+      </w:pPr>
+      <w:r>
+        <w:rPr>
+          <w:b/>
+          <w:bCs/>
+        </w:rPr>
+        <w:t xml:space="preserve">Definition 2 (Procedure)</w:t>
+      </w:r>
+      <w:r>
+        <w:t xml:space="preserve"> </w:t>
+      </w:r>
+      <w:r>
+        <w:t xml:space="preserve">A</w:t>
+      </w:r>
+      <w:r>
+        <w:t xml:space="preserve"> </w:t>
+      </w:r>
+      <w:r>
+        <w:rPr>
+          <w:b/>
+          <w:bCs/>
+        </w:rPr>
+        <w:t xml:space="preserve">procedure</w:t>
+      </w:r>
+      <w:r>
+        <w:t xml:space="preserve"> </w:t>
+      </w:r>
+      <w:r>
+        <w:t xml:space="preserve">is a list of instructions that can be followed, one</w:t>
+      </w:r>
+      <w:r>
+        <w:t xml:space="preserve"> </w:t>
+      </w:r>
+      <w:hyperlink w:anchor="def-step">
+        <w:r>
+          <w:rPr>
+            <w:rStyle w:val="Hyperlink"/>
+          </w:rPr>
+          <w:t xml:space="preserve">step</w:t>
+        </w:r>
+      </w:hyperlink>
+      <w:r>
+        <w:t xml:space="preserve"> </w:t>
+      </w:r>
+      <w:r>
+        <w:t xml:space="preserve">at a time, until they are finished.</w:t>
+      </w:r>
+    </w:p>
+    <w:bookmarkEnd w:id="12"/>
+    <w:bookmarkStart w:id="13" w:name="exm-procedure"/>
+    <w:p>
+      <w:pPr>
+        <w:pStyle w:val="BodyText"/>
+      </w:pPr>
+      <w:r>
+        <w:rPr>
+          <w:b/>
+          <w:bCs/>
+        </w:rPr>
+        <w:t xml:space="preserve">Example 2 (Rolling a die once)</w:t>
+      </w:r>
+      <w:r>
+        <w:t xml:space="preserve"> </w:t>
+      </w:r>
+      <w:r>
+        <w:t xml:space="preserve">The instructions</w:t>
+      </w:r>
+      <w:r>
+        <w:t xml:space="preserve"> </w:t>
+      </w:r>
+      <w:r>
+        <w:t xml:space="preserve">“roll a six-sided die once, then read the number facing up”</w:t>
+      </w:r>
+      <w:r>
+        <w:t xml:space="preserve"> </w:t>
+      </w:r>
+      <w:r>
+        <w:t xml:space="preserve">comprise a procedure.</w:t>
+      </w:r>
+      <w:r>
+        <w:t xml:space="preserve"> </w:t>
+      </w:r>
+      <w:r>
+        <w:t xml:space="preserve">Following the procedure takes the two</w:t>
+      </w:r>
+      <w:r>
+        <w:t xml:space="preserve"> </w:t>
+      </w:r>
+      <w:hyperlink w:anchor="def-step">
+        <w:r>
+          <w:rPr>
+            <w:rStyle w:val="Hyperlink"/>
+          </w:rPr>
+          <w:t xml:space="preserve">steps</w:t>
+        </w:r>
+      </w:hyperlink>
+      <w:r>
+        <w:t xml:space="preserve"> </w:t>
+      </w:r>
+      <w:r>
+        <w:t xml:space="preserve">in</w:t>
+      </w:r>
+      <w:r>
+        <w:t xml:space="preserve"> </w:t>
+      </w:r>
+      <w:hyperlink w:anchor="exm-step">
+        <w:r>
+          <w:rPr>
+            <w:rStyle w:val="Hyperlink"/>
+          </w:rPr>
+          <w:t xml:space="preserve">Example 1</w:t>
+        </w:r>
+      </w:hyperlink>
+      <w:r>
+        <w:t xml:space="preserve">, and then it is finished.</w:t>
+      </w:r>
+    </w:p>
+    <w:bookmarkEnd w:id="13"/>
+    <w:bookmarkStart w:id="14" w:name="def-experiment-outcome"/>
+    <w:p>
+      <w:pPr>
+        <w:pStyle w:val="BodyText"/>
+      </w:pPr>
+      <w:r>
+        <w:rPr>
+          <w:b/>
+          <w:bCs/>
+        </w:rPr>
+        <w:t xml:space="preserve">Definition 3 (Outcome)</w:t>
+      </w:r>
+      <w:r>
+        <w:t xml:space="preserve"> </w:t>
+      </w:r>
+      <w:r>
+        <w:t xml:space="preserve">An</w:t>
+      </w:r>
+      <w:r>
+        <w:t xml:space="preserve"> </w:t>
+      </w:r>
+      <w:r>
+        <w:rPr>
+          <w:b/>
+          <w:bCs/>
+        </w:rPr>
+        <w:t xml:space="preserve">outcome</w:t>
+      </w:r>
+      <w:r>
+        <w:t xml:space="preserve"> </w:t>
+      </w:r>
+      <w:r>
+        <w:t xml:space="preserve">is a single, fully specified way that a</w:t>
+      </w:r>
+      <w:r>
+        <w:t xml:space="preserve"> </w:t>
+      </w:r>
+      <w:hyperlink w:anchor="def-procedure">
+        <w:r>
+          <w:rPr>
+            <w:rStyle w:val="Hyperlink"/>
+          </w:rPr>
+          <w:t xml:space="preserve">procedure</w:t>
+        </w:r>
+      </w:hyperlink>
+      <w:r>
+        <w:t xml:space="preserve"> </w:t>
+      </w:r>
+      <w:r>
+        <w:t xml:space="preserve">can end,</w:t>
+      </w:r>
+      <w:r>
+        <w:t xml:space="preserve"> </w:t>
+      </w:r>
+      <w:r>
+        <w:t xml:space="preserve">recorded as one value.</w:t>
+      </w:r>
+    </w:p>
+    <w:bookmarkEnd w:id="14"/>
+    <w:bookmarkStart w:id="15" w:name="exm-experiment-outcome"/>
+    <w:p>
+      <w:pPr>
+        <w:pStyle w:val="BodyText"/>
+      </w:pPr>
+      <w:r>
+        <w:rPr>
+          <w:b/>
+          <w:bCs/>
+        </w:rPr>
+        <w:t xml:space="preserve">Example 3 (Outcomes of a die roll)</w:t>
+      </w:r>
+      <w:r>
+        <w:t xml:space="preserve"> </w:t>
+      </w:r>
+      <w:r>
+        <w:t xml:space="preserve">The</w:t>
+      </w:r>
+      <w:r>
+        <w:t xml:space="preserve"> </w:t>
+      </w:r>
+      <w:hyperlink w:anchor="def-procedure">
+        <w:r>
+          <w:rPr>
+            <w:rStyle w:val="Hyperlink"/>
+          </w:rPr>
+          <w:t xml:space="preserve">procedure</w:t>
+        </w:r>
+      </w:hyperlink>
+      <w:r>
+        <w:t xml:space="preserve"> </w:t>
+      </w:r>
+      <w:r>
+        <w:t xml:space="preserve">in</w:t>
+      </w:r>
+      <w:r>
+        <w:t xml:space="preserve"> </w:t>
+      </w:r>
+      <w:hyperlink w:anchor="exm-procedure">
+        <w:r>
+          <w:rPr>
+            <w:rStyle w:val="Hyperlink"/>
+          </w:rPr>
+          <w:t xml:space="preserve">Example 2</w:t>
+        </w:r>
+      </w:hyperlink>
+      <w:r>
+        <w:t xml:space="preserve"> </w:t>
+      </w:r>
+      <w:r>
+        <w:t xml:space="preserve">ends with one number facing up.</w:t>
+      </w:r>
+      <w:r>
+        <w:t xml:space="preserve"> </w:t>
+      </w:r>
+      <w:r>
+        <w:t xml:space="preserve">Each of the numbers 1, 2, 3, 4, 5 and 6 is an outcome,</w:t>
+      </w:r>
+      <w:r>
+        <w:t xml:space="preserve"> </w:t>
+      </w:r>
+      <w:r>
+        <w:t xml:space="preserve">and one roll ends in exactly one of them.</w:t>
+      </w:r>
+    </w:p>
+    <w:bookmarkEnd w:id="15"/>
+    <w:bookmarkStart w:id="16" w:name="def-random-experiment"/>
+    <w:p>
+      <w:pPr>
+        <w:pStyle w:val="BodyText"/>
+      </w:pPr>
+      <w:r>
+        <w:rPr>
+          <w:b/>
+          <w:bCs/>
+        </w:rPr>
+        <w:t xml:space="preserve">Definition 4 (Random experiment)</w:t>
       </w:r>
       <w:r>
         <w:t xml:space="preserve"> </w:t>
@@ -66,22 +399,44 @@
         <w:t xml:space="preserve"> </w:t>
       </w:r>
       <w:r>
-        <w:t xml:space="preserve">is a procedure that produces exactly one result</w:t>
-      </w:r>
-      <w:r>
-        <w:t xml:space="preserve"> </w:t>
-      </w:r>
-      <w:r>
-        <w:t xml:space="preserve">out of several possible results,</w:t>
-      </w:r>
-      <w:r>
-        <w:t xml:space="preserve"> </w:t>
-      </w:r>
-      <w:r>
-        <w:t xml:space="preserve">where which result it will produce is not determined in advance.</w:t>
+        <w:t xml:space="preserve">is a</w:t>
+      </w:r>
+      <w:r>
+        <w:t xml:space="preserve"> </w:t>
+      </w:r>
+      <w:hyperlink w:anchor="def-procedure">
+        <w:r>
+          <w:rPr>
+            <w:rStyle w:val="Hyperlink"/>
+          </w:rPr>
+          <w:t xml:space="preserve">procedure</w:t>
+        </w:r>
+      </w:hyperlink>
+      <w:r>
+        <w:t xml:space="preserve"> </w:t>
+      </w:r>
+      <w:r>
+        <w:t xml:space="preserve">that ends in exactly one</w:t>
+      </w:r>
+      <w:r>
+        <w:t xml:space="preserve"> </w:t>
+      </w:r>
+      <w:hyperlink w:anchor="def-experiment-outcome">
+        <w:r>
+          <w:rPr>
+            <w:rStyle w:val="Hyperlink"/>
+          </w:rPr>
+          <w:t xml:space="preserve">outcome</w:t>
+        </w:r>
+      </w:hyperlink>
+      <w:r>
+        <w:t xml:space="preserve"> </w:t>
+      </w:r>
+      <w:r>
+        <w:t xml:space="preserve">that we have not determined in advance.</w:t>
       </w:r>
     </w:p>
-    <w:bookmarkEnd w:id="10"/>
+    <w:bookmarkEnd w:id="16"/>
     <w:p>
       <w:pPr>
         <w:pStyle w:val="BodyText"/>
@@ -97,7 +452,92 @@
         <w:t xml:space="preserve">. </w:t>
       </w:r>
       <w:r>
-        <w:t xml:space="preserve">The possible results are the experiment’s</w:t>
+        <w:t xml:space="preserve">The possible outcomes are collected in the</w:t>
+      </w:r>
+      <w:r>
+        <w:t xml:space="preserve"> </w:t>
+      </w:r>
+      <w:hyperlink w:anchor="def-sample-space">
+        <w:r>
+          <w:rPr>
+            <w:rStyle w:val="Hyperlink"/>
+          </w:rPr>
+          <w:t xml:space="preserve">sample space</w:t>
+        </w:r>
+      </w:hyperlink>
+      <w:r>
+        <w:t xml:space="preserve">.</w:t>
+      </w:r>
+      <w:r>
+        <w:t xml:space="preserve"> </w:t>
+      </w:r>
+      <w:r>
+        <w:t xml:space="preserve">Physical procedures, such as rolling a die, and sampling procedures,</w:t>
+      </w:r>
+      <w:r>
+        <w:t xml:space="preserve"> </w:t>
+      </w:r>
+      <w:r>
+        <w:t xml:space="preserve">such as picking a unit from a data set without looking, are both random experiments.</w:t>
+      </w:r>
+    </w:p>
+    <w:bookmarkStart w:id="17" w:name="exm-random-experiment-die"/>
+    <w:p>
+      <w:pPr>
+        <w:pStyle w:val="BodyText"/>
+      </w:pPr>
+      <w:r>
+        <w:rPr>
+          <w:b/>
+          <w:bCs/>
+        </w:rPr>
+        <w:t xml:space="preserve">Example 4 (Rolling a die as a random experiment)</w:t>
+      </w:r>
+      <w:r>
+        <w:t xml:space="preserve"> </w:t>
+      </w:r>
+      <w:r>
+        <w:t xml:space="preserve">The</w:t>
+      </w:r>
+      <w:r>
+        <w:t xml:space="preserve"> </w:t>
+      </w:r>
+      <w:hyperlink w:anchor="def-procedure">
+        <w:r>
+          <w:rPr>
+            <w:rStyle w:val="Hyperlink"/>
+          </w:rPr>
+          <w:t xml:space="preserve">procedure</w:t>
+        </w:r>
+      </w:hyperlink>
+      <w:r>
+        <w:t xml:space="preserve"> </w:t>
+      </w:r>
+      <w:r>
+        <w:t xml:space="preserve">in</w:t>
+      </w:r>
+      <w:r>
+        <w:t xml:space="preserve"> </w:t>
+      </w:r>
+      <w:hyperlink w:anchor="exm-procedure">
+        <w:r>
+          <w:rPr>
+            <w:rStyle w:val="Hyperlink"/>
+          </w:rPr>
+          <w:t xml:space="preserve">Example 2</w:t>
+        </w:r>
+      </w:hyperlink>
+      <w:r>
+        <w:t xml:space="preserve"> </w:t>
+      </w:r>
+      <w:r>
+        <w:t xml:space="preserve">is a random experiment:</w:t>
+      </w:r>
+      <w:r>
+        <w:t xml:space="preserve"> </w:t>
+      </w:r>
+      <w:r>
+        <w:t xml:space="preserve">it ends in exactly one of the</w:t>
       </w:r>
       <w:r>
         <w:t xml:space="preserve"> </w:t>
@@ -111,13 +551,508 @@
         </w:r>
       </w:hyperlink>
       <w:r>
+        <w:t xml:space="preserve"> </w:t>
+      </w:r>
+      <w:r>
+        <w:t xml:space="preserve">1, 2, 3, 4, 5 or 6 (</w:t>
+      </w:r>
+      <w:hyperlink w:anchor="exm-experiment-outcome">
+        <w:r>
+          <w:rPr>
+            <w:rStyle w:val="Hyperlink"/>
+          </w:rPr>
+          <w:t xml:space="preserve">Example 3</w:t>
+        </w:r>
+      </w:hyperlink>
+      <w:r>
+        <w:t xml:space="preserve">),</w:t>
+      </w:r>
+      <w:r>
+        <w:t xml:space="preserve"> </w:t>
+      </w:r>
+      <w:r>
+        <w:t xml:space="preserve">and we do not determine in advance which outcome the procedure will produce.</w:t>
+      </w:r>
+    </w:p>
+    <w:bookmarkEnd w:id="17"/>
+    <w:bookmarkStart w:id="20" w:name="exm-random-experiment"/>
+    <w:p>
+      <w:pPr>
+        <w:pStyle w:val="BodyText"/>
+      </w:pPr>
+      <w:r>
+        <w:rPr>
+          <w:b/>
+          <w:bCs/>
+        </w:rPr>
+        <w:t xml:space="preserve">Example 5 (Picking a car model from the Auto data)</w:t>
+      </w:r>
+      <w:r>
+        <w:t xml:space="preserve"> </w:t>
+      </w:r>
+      <w:r>
+        <w:t xml:space="preserve">The Auto data record the number of engine cylinders and the fuel economy</w:t>
+      </w:r>
+      <w:r>
+        <w:t xml:space="preserve"> </w:t>
+      </w:r>
+      <w:r>
+        <w:t xml:space="preserve">(miles per gallon) of</w:t>
+      </w:r>
+      <w:r>
+        <w:t xml:space="preserve"> </w:t>
+      </w:r>
+      <w:r>
+        <w:t xml:space="preserve">392 car models</w:t>
+      </w:r>
+      <w:r>
+        <w:t xml:space="preserve"> </w:t>
+      </w:r>
+      <w:r>
+        <w:t xml:space="preserve">sold between 1970 and 1982.</w:t>
+      </w:r>
+      <w:r>
+        <w:t xml:space="preserve"> </w:t>
+      </w:r>
+      <w:r>
+        <w:t xml:space="preserve">They come from the StatLib library at Carnegie Mellon University</w:t>
+      </w:r>
+      <w:r>
+        <w:t xml:space="preserve"> </w:t>
+      </w:r>
+      <w:r>
+        <w:t xml:space="preserve">and ship with the book</w:t>
+      </w:r>
+      <w:r>
+        <w:t xml:space="preserve"> </w:t>
+      </w:r>
+      <w:r>
+        <w:rPr>
+          <w:i/>
+          <w:iCs/>
+        </w:rPr>
+        <w:t xml:space="preserve">An Introduction to Statistical Learning</w:t>
+      </w:r>
+      <w:r>
+        <w:t xml:space="preserve"> </w:t>
+      </w:r>
+      <w:r>
+        <w:t xml:space="preserve">and the R package</w:t>
+      </w:r>
+      <w:r>
+        <w:t xml:space="preserve"> </w:t>
+      </w:r>
+      <w:hyperlink r:id="rId18">
+        <w:r>
+          <w:rPr>
+            <w:rStyle w:val="VerbatimChar"/>
+          </w:rPr>
+          <w:t xml:space="preserve">ISLR2</w:t>
+        </w:r>
+      </w:hyperlink>
+      <w:r>
+        <w:t xml:space="preserve"> </w:t>
+      </w:r>
+      <w:r>
+        <w:t xml:space="preserve">(</w:t>
+      </w:r>
+      <w:r>
+        <w:rPr>
+          <w:rStyle w:val="VerbatimChar"/>
+        </w:rPr>
+        <w:t xml:space="preserve">ISLR2::Auto</w:t>
+      </w:r>
+      <w:r>
+        <w:t xml:space="preserve">).</w:t>
+      </w:r>
+      <w:r>
+        <w:t xml:space="preserve"> </w:t>
+      </w:r>
+      <w:r>
+        <w:t xml:space="preserve">This site has a copy at</w:t>
+      </w:r>
+      <w:r>
+        <w:t xml:space="preserve"> </w:t>
+      </w:r>
+      <w:hyperlink r:id="rId19">
+        <w:r>
+          <w:rPr>
+            <w:rStyle w:val="VerbatimChar"/>
+          </w:rPr>
+          <w:t xml:space="preserve">data/auto.csv</w:t>
+        </w:r>
+      </w:hyperlink>
+      <w:r>
+        <w:t xml:space="preserve">.</w:t>
+      </w:r>
+    </w:p>
+    <w:p>
+      <w:pPr>
+        <w:pStyle w:val="BodyText"/>
+      </w:pPr>
+      <w:r>
+        <w:t xml:space="preserve">Pick one car model from the data without looking, and record its number of cylinders.</w:t>
+      </w:r>
+      <w:r>
+        <w:t xml:space="preserve"> </w:t>
+      </w:r>
+      <w:r>
+        <w:t xml:space="preserve">Which model comes up is not determined in advance,</w:t>
+      </w:r>
+      <w:r>
+        <w:t xml:space="preserve"> </w:t>
+      </w:r>
+      <w:r>
+        <w:t xml:space="preserve">so this procedure is a random experiment.</w:t>
+      </w:r>
+      <w:r>
+        <w:t xml:space="preserve"> </w:t>
+      </w:r>
+      <w:r>
+        <w:t xml:space="preserve">Its possible outcomes are the cylinder counts that occur in the data:</w:t>
+      </w:r>
+    </w:p>
+    <w:p>
+      <w:pPr>
+        <w:pStyle w:val="SourceCode"/>
+      </w:pPr>
+      <w:r>
+        <w:rPr>
+          <w:rStyle w:val="CommentTok"/>
+        </w:rPr>
+        <w:t xml:space="preserve"># read the local copy of the Auto data (one row per car model):</w:t>
+      </w:r>
+      <w:r>
+        <w:br/>
+      </w:r>
+      <w:r>
+        <w:rPr>
+          <w:rStyle w:val="NormalTok"/>
+        </w:rPr>
+        <w:t xml:space="preserve">auto </w:t>
+      </w:r>
+      <w:r>
+        <w:rPr>
+          <w:rStyle w:val="OtherTok"/>
+        </w:rPr>
+        <w:t xml:space="preserve">&lt;-</w:t>
+      </w:r>
+      <w:r>
+        <w:rPr>
+          <w:rStyle w:val="NormalTok"/>
+        </w:rPr>
+        <w:t xml:space="preserve"> </w:t>
+      </w:r>
+      <w:r>
+        <w:rPr>
+          <w:rStyle w:val="FunctionTok"/>
+        </w:rPr>
+        <w:t xml:space="preserve">read.csv</w:t>
+      </w:r>
+      <w:r>
+        <w:rPr>
+          <w:rStyle w:val="NormalTok"/>
+        </w:rPr>
+        <w:t xml:space="preserve">(</w:t>
+      </w:r>
+      <w:r>
+        <w:rPr>
+          <w:rStyle w:val="StringTok"/>
+        </w:rPr>
+        <w:t xml:space="preserve">"data/auto.csv"</w:t>
+      </w:r>
+      <w:r>
+        <w:rPr>
+          <w:rStyle w:val="NormalTok"/>
+        </w:rPr>
+        <w:t xml:space="preserve">)</w:t>
+      </w:r>
+      <w:r>
+        <w:br/>
+      </w:r>
+      <w:r>
+        <w:br/>
+      </w:r>
+      <w:r>
+        <w:rPr>
+          <w:rStyle w:val="CommentTok"/>
+        </w:rPr>
+        <w:t xml:space="preserve"># the possible outcomes are the distinct cylinder counts in the data:</w:t>
+      </w:r>
+      <w:r>
+        <w:br/>
+      </w:r>
+      <w:r>
+        <w:rPr>
+          <w:rStyle w:val="FunctionTok"/>
+        </w:rPr>
+        <w:t xml:space="preserve">sort</w:t>
+      </w:r>
+      <w:r>
+        <w:rPr>
+          <w:rStyle w:val="NormalTok"/>
+        </w:rPr>
+        <w:t xml:space="preserve">(</w:t>
+      </w:r>
+      <w:r>
+        <w:rPr>
+          <w:rStyle w:val="FunctionTok"/>
+        </w:rPr>
+        <w:t xml:space="preserve">unique</w:t>
+      </w:r>
+      <w:r>
+        <w:rPr>
+          <w:rStyle w:val="NormalTok"/>
+        </w:rPr>
+        <w:t xml:space="preserve">(auto</w:t>
+      </w:r>
+      <w:r>
+        <w:rPr>
+          <w:rStyle w:val="SpecialCharTok"/>
+        </w:rPr>
+        <w:t xml:space="preserve">$</w:t>
+      </w:r>
+      <w:r>
+        <w:rPr>
+          <w:rStyle w:val="NormalTok"/>
+        </w:rPr>
+        <w:t xml:space="preserve">cylinders))</w:t>
+      </w:r>
+      <w:r>
+        <w:br/>
+      </w:r>
+      <w:r>
+        <w:rPr>
+          <w:rStyle w:val="CommentTok"/>
+        </w:rPr>
+        <w:t xml:space="preserve">#&gt; [1] 3 4 5 6 8</w:t>
+      </w:r>
+    </w:p>
+    <w:bookmarkEnd w:id="20"/>
+    <w:bookmarkStart w:id="22" w:name="def-sample-space"/>
+    <w:p>
+      <w:pPr>
+        <w:pStyle w:val="FirstParagraph"/>
+      </w:pPr>
+      <w:r>
+        <w:rPr>
+          <w:b/>
+          <w:bCs/>
+        </w:rPr>
+        <w:t xml:space="preserve">Definition 5 (Sample space)</w:t>
+      </w:r>
+      <w:r>
+        <w:t xml:space="preserve"> </w:t>
+      </w:r>
+      <w:r>
+        <w:t xml:space="preserve">The</w:t>
+      </w:r>
+      <w:r>
+        <w:t xml:space="preserve"> </w:t>
+      </w:r>
+      <w:r>
+        <w:rPr>
+          <w:b/>
+          <w:bCs/>
+        </w:rPr>
+        <w:t xml:space="preserve">sample space</w:t>
+      </w:r>
+      <w:r>
+        <w:t xml:space="preserve"> </w:t>
+      </w:r>
+      <w:r>
+        <w:t xml:space="preserve">of a</w:t>
+      </w:r>
+      <w:r>
+        <w:t xml:space="preserve"> </w:t>
+      </w:r>
+      <w:hyperlink w:anchor="def-random-experiment">
+        <w:r>
+          <w:rPr>
+            <w:rStyle w:val="Hyperlink"/>
+          </w:rPr>
+          <w:t xml:space="preserve">random experiment</w:t>
+        </w:r>
+      </w:hyperlink>
+      <w:r>
+        <w:t xml:space="preserve">, denoted</w:t>
+      </w:r>
+      <w:r>
+        <w:t xml:space="preserve"> </w:t>
+      </w:r>
+      <m:oMath>
+        <m:r>
+          <m:rPr>
+            <m:sty m:val="p"/>
+          </m:rPr>
+          <m:t>Ω</m:t>
+        </m:r>
+      </m:oMath>
+      <w:r>
         <w:t xml:space="preserve">,</w:t>
       </w:r>
       <w:r>
         <w:t xml:space="preserve"> </w:t>
       </w:r>
       <w:r>
-        <w:t xml:space="preserve">and they are collected in the</w:t>
+        <w:t xml:space="preserve">is the</w:t>
+      </w:r>
+      <w:r>
+        <w:t xml:space="preserve"> </w:t>
+      </w:r>
+      <w:hyperlink r:id="rId21">
+        <w:r>
+          <w:rPr>
+            <w:rStyle w:val="Hyperlink"/>
+          </w:rPr>
+          <w:t xml:space="preserve">set</w:t>
+        </w:r>
+      </w:hyperlink>
+      <w:r>
+        <w:t xml:space="preserve"> </w:t>
+      </w:r>
+      <w:r>
+        <w:t xml:space="preserve">of all of its possible outcomes.</w:t>
+      </w:r>
+    </w:p>
+    <w:bookmarkEnd w:id="22"/>
+    <w:bookmarkStart w:id="23" w:name="exm-sample-space"/>
+    <w:p>
+      <w:pPr>
+        <w:pStyle w:val="BodyText"/>
+      </w:pPr>
+      <w:r>
+        <w:rPr>
+          <w:b/>
+          <w:bCs/>
+        </w:rPr>
+        <w:t xml:space="preserve">Example 6 (Sample space of a die roll)</w:t>
+      </w:r>
+      <w:r>
+        <w:t xml:space="preserve"> </w:t>
+      </w:r>
+      <w:r>
+        <w:t xml:space="preserve">Rolling a six-sided die once has sample space</w:t>
+      </w:r>
+      <w:r>
+        <w:t xml:space="preserve"> </w:t>
+      </w:r>
+      <m:oMath>
+        <m:r>
+          <m:rPr>
+            <m:sty m:val="p"/>
+          </m:rPr>
+          <m:t>Ω</m:t>
+        </m:r>
+        <m:r>
+          <m:rPr>
+            <m:sty m:val="p"/>
+          </m:rPr>
+          <m:t>=</m:t>
+        </m:r>
+        <m:r>
+          <m:t>​</m:t>
+        </m:r>
+        <m:d>
+          <m:dPr>
+            <m:begChr m:val="{"/>
+            <m:sepChr m:val=""/>
+            <m:endChr m:val="}"/>
+            <m:grow/>
+          </m:dPr>
+          <m:e>
+            <m:r>
+              <m:t>1</m:t>
+            </m:r>
+            <m:r>
+              <m:rPr>
+                <m:sty m:val="p"/>
+              </m:rPr>
+              <m:t>,</m:t>
+            </m:r>
+            <m:r>
+              <m:t>2</m:t>
+            </m:r>
+            <m:r>
+              <m:rPr>
+                <m:sty m:val="p"/>
+              </m:rPr>
+              <m:t>,</m:t>
+            </m:r>
+            <m:r>
+              <m:t>3</m:t>
+            </m:r>
+            <m:r>
+              <m:rPr>
+                <m:sty m:val="p"/>
+              </m:rPr>
+              <m:t>,</m:t>
+            </m:r>
+            <m:r>
+              <m:t>4</m:t>
+            </m:r>
+            <m:r>
+              <m:rPr>
+                <m:sty m:val="p"/>
+              </m:rPr>
+              <m:t>,</m:t>
+            </m:r>
+            <m:r>
+              <m:t>5</m:t>
+            </m:r>
+            <m:r>
+              <m:rPr>
+                <m:sty m:val="p"/>
+              </m:rPr>
+              <m:t>,</m:t>
+            </m:r>
+            <m:r>
+              <m:t>6</m:t>
+            </m:r>
+          </m:e>
+        </m:d>
+        <m:r>
+          <m:t>​</m:t>
+        </m:r>
+      </m:oMath>
+      <w:r>
+        <w:t xml:space="preserve">.</w:t>
+      </w:r>
+    </w:p>
+    <w:bookmarkEnd w:id="23"/>
+    <w:bookmarkStart w:id="24" w:name="def-event"/>
+    <w:p>
+      <w:pPr>
+        <w:pStyle w:val="BodyText"/>
+      </w:pPr>
+      <w:r>
+        <w:rPr>
+          <w:b/>
+          <w:bCs/>
+        </w:rPr>
+        <w:t xml:space="preserve">Definition 6 (Event)</w:t>
+      </w:r>
+      <w:r>
+        <w:t xml:space="preserve"> </w:t>
+      </w:r>
+      <w:r>
+        <w:t xml:space="preserve">An</w:t>
+      </w:r>
+      <w:r>
+        <w:t xml:space="preserve"> </w:t>
+      </w:r>
+      <w:r>
+        <w:rPr>
+          <w:b/>
+          <w:bCs/>
+        </w:rPr>
+        <w:t xml:space="preserve">event</w:t>
+      </w:r>
+      <w:r>
+        <w:t xml:space="preserve"> </w:t>
+      </w:r>
+      <w:r>
+        <w:t xml:space="preserve">is a subset of the</w:t>
       </w:r>
       <w:r>
         <w:t xml:space="preserve"> </w:t>
@@ -131,632 +1066,27 @@
         </w:r>
       </w:hyperlink>
       <w:r>
-        <w:t xml:space="preserve">.</w:t>
-      </w:r>
-      <w:r>
-        <w:t xml:space="preserve"> </w:t>
-      </w:r>
-      <w:r>
-        <w:t xml:space="preserve">Physical procedures, such as rolling a die, and sampling procedures,</w:t>
-      </w:r>
-      <w:r>
-        <w:t xml:space="preserve"> </w:t>
-      </w:r>
-      <w:r>
-        <w:t xml:space="preserve">such as picking a unit from a data set without looking, are both random experiments.</w:t>
+        <w:t xml:space="preserve"> </w:t>
+      </w:r>
+      <m:oMath>
+        <m:r>
+          <m:rPr>
+            <m:sty m:val="p"/>
+          </m:rPr>
+          <m:t>Ω</m:t>
+        </m:r>
+      </m:oMath>
+      <w:r>
+        <w:t xml:space="preserve">:</w:t>
+      </w:r>
+      <w:r>
+        <w:t xml:space="preserve"> </w:t>
+      </w:r>
+      <w:r>
+        <w:t xml:space="preserve">a set of outcomes.</w:t>
       </w:r>
     </w:p>
-    <w:bookmarkStart w:id="11" w:name="def-experiment-outcome"/>
-    <w:p>
-      <w:pPr>
-        <w:pStyle w:val="BodyText"/>
-      </w:pPr>
-      <w:r>
-        <w:rPr>
-          <w:b/>
-          <w:bCs/>
-        </w:rPr>
-        <w:t xml:space="preserve">Definition 2 (Outcome of a random experiment)</w:t>
-      </w:r>
-      <w:r>
-        <w:t xml:space="preserve"> </w:t>
-      </w:r>
-      <w:r>
-        <w:t xml:space="preserve">An</w:t>
-      </w:r>
-      <w:r>
-        <w:t xml:space="preserve"> </w:t>
-      </w:r>
-      <w:r>
-        <w:rPr>
-          <w:b/>
-          <w:bCs/>
-        </w:rPr>
-        <w:t xml:space="preserve">outcome</w:t>
-      </w:r>
-      <w:r>
-        <w:t xml:space="preserve"> </w:t>
-      </w:r>
-      <w:r>
-        <w:t xml:space="preserve">of a</w:t>
-      </w:r>
-      <w:r>
-        <w:t xml:space="preserve"> </w:t>
-      </w:r>
-      <w:hyperlink w:anchor="def-random-experiment">
-        <w:r>
-          <w:rPr>
-            <w:rStyle w:val="Hyperlink"/>
-          </w:rPr>
-          <w:t xml:space="preserve">random experiment</w:t>
-        </w:r>
-      </w:hyperlink>
-      <w:r>
-        <w:t xml:space="preserve"> </w:t>
-      </w:r>
-      <w:r>
-        <w:t xml:space="preserve">is one of its possible results.</w:t>
-      </w:r>
-    </w:p>
-    <w:bookmarkEnd w:id="11"/>
-    <w:bookmarkStart w:id="12" w:name="exm-experiment-outcome"/>
-    <w:p>
-      <w:pPr>
-        <w:pStyle w:val="BodyText"/>
-      </w:pPr>
-      <w:r>
-        <w:rPr>
-          <w:b/>
-          <w:bCs/>
-        </w:rPr>
-        <w:t xml:space="preserve">Example 1 (Outcomes of a die roll)</w:t>
-      </w:r>
-      <w:r>
-        <w:t xml:space="preserve"> </w:t>
-      </w:r>
-      <w:r>
-        <w:t xml:space="preserve">Rolling a six-sided die once is a</w:t>
-      </w:r>
-      <w:r>
-        <w:t xml:space="preserve"> </w:t>
-      </w:r>
-      <w:hyperlink w:anchor="def-random-experiment">
-        <w:r>
-          <w:rPr>
-            <w:rStyle w:val="Hyperlink"/>
-          </w:rPr>
-          <w:t xml:space="preserve">random experiment</w:t>
-        </w:r>
-      </w:hyperlink>
-      <w:r>
-        <w:t xml:space="preserve">.</w:t>
-      </w:r>
-      <w:r>
-        <w:t xml:space="preserve"> </w:t>
-      </w:r>
-      <w:r>
-        <w:t xml:space="preserve">Its possible outcomes are the numbers 1, 2, 3, 4, 5 and 6,</w:t>
-      </w:r>
-      <w:r>
-        <w:t xml:space="preserve"> </w:t>
-      </w:r>
-      <w:r>
-        <w:t xml:space="preserve">and one roll produces exactly one of them.</w:t>
-      </w:r>
-    </w:p>
-    <w:bookmarkEnd w:id="12"/>
-    <w:bookmarkStart w:id="15" w:name="exm-random-experiment"/>
-    <w:p>
-      <w:pPr>
-        <w:pStyle w:val="BodyText"/>
-      </w:pPr>
-      <w:r>
-        <w:rPr>
-          <w:b/>
-          <w:bCs/>
-        </w:rPr>
-        <w:t xml:space="preserve">Example 2 (Picking a car model from the Auto data)</w:t>
-      </w:r>
-      <w:r>
-        <w:t xml:space="preserve"> </w:t>
-      </w:r>
-      <w:r>
-        <w:t xml:space="preserve">The Auto data record the number of engine cylinders and the fuel economy</w:t>
-      </w:r>
-      <w:r>
-        <w:t xml:space="preserve"> </w:t>
-      </w:r>
-      <w:r>
-        <w:t xml:space="preserve">(miles per gallon) of</w:t>
-      </w:r>
-      <w:r>
-        <w:t xml:space="preserve"> </w:t>
-      </w:r>
-      <w:r>
-        <w:t xml:space="preserve">392 car models</w:t>
-      </w:r>
-      <w:r>
-        <w:t xml:space="preserve"> </w:t>
-      </w:r>
-      <w:r>
-        <w:t xml:space="preserve">sold between 1970 and 1982.</w:t>
-      </w:r>
-      <w:r>
-        <w:t xml:space="preserve"> </w:t>
-      </w:r>
-      <w:r>
-        <w:t xml:space="preserve">They come from the StatLib library at Carnegie Mellon University</w:t>
-      </w:r>
-      <w:r>
-        <w:t xml:space="preserve"> </w:t>
-      </w:r>
-      <w:r>
-        <w:t xml:space="preserve">and ship with the book</w:t>
-      </w:r>
-      <w:r>
-        <w:t xml:space="preserve"> </w:t>
-      </w:r>
-      <w:r>
-        <w:rPr>
-          <w:i/>
-          <w:iCs/>
-        </w:rPr>
-        <w:t xml:space="preserve">An Introduction to Statistical Learning</w:t>
-      </w:r>
-      <w:r>
-        <w:t xml:space="preserve"> </w:t>
-      </w:r>
-      <w:r>
-        <w:t xml:space="preserve">and the R package</w:t>
-      </w:r>
-      <w:r>
-        <w:t xml:space="preserve"> </w:t>
-      </w:r>
-      <w:hyperlink r:id="rId13">
-        <w:r>
-          <w:rPr>
-            <w:rStyle w:val="VerbatimChar"/>
-          </w:rPr>
-          <w:t xml:space="preserve">ISLR2</w:t>
-        </w:r>
-      </w:hyperlink>
-      <w:r>
-        <w:t xml:space="preserve"> </w:t>
-      </w:r>
-      <w:r>
-        <w:t xml:space="preserve">(</w:t>
-      </w:r>
-      <w:r>
-        <w:rPr>
-          <w:rStyle w:val="VerbatimChar"/>
-        </w:rPr>
-        <w:t xml:space="preserve">ISLR2::Auto</w:t>
-      </w:r>
-      <w:r>
-        <w:t xml:space="preserve">).</w:t>
-      </w:r>
-      <w:r>
-        <w:t xml:space="preserve"> </w:t>
-      </w:r>
-      <w:r>
-        <w:t xml:space="preserve">This site has a copy at</w:t>
-      </w:r>
-      <w:r>
-        <w:t xml:space="preserve"> </w:t>
-      </w:r>
-      <w:hyperlink r:id="rId14">
-        <w:r>
-          <w:rPr>
-            <w:rStyle w:val="VerbatimChar"/>
-          </w:rPr>
-          <w:t xml:space="preserve">data/auto.csv</w:t>
-        </w:r>
-      </w:hyperlink>
-      <w:r>
-        <w:t xml:space="preserve">.</w:t>
-      </w:r>
-    </w:p>
-    <w:p>
-      <w:pPr>
-        <w:pStyle w:val="BodyText"/>
-      </w:pPr>
-      <w:r>
-        <w:t xml:space="preserve">Pick one car model from the data without looking, and record its number of cylinders.</w:t>
-      </w:r>
-      <w:r>
-        <w:t xml:space="preserve"> </w:t>
-      </w:r>
-      <w:r>
-        <w:t xml:space="preserve">Which model comes up is not determined in advance,</w:t>
-      </w:r>
-      <w:r>
-        <w:t xml:space="preserve"> </w:t>
-      </w:r>
-      <w:r>
-        <w:t xml:space="preserve">so this procedure is a random experiment.</w:t>
-      </w:r>
-      <w:r>
-        <w:t xml:space="preserve"> </w:t>
-      </w:r>
-      <w:r>
-        <w:t xml:space="preserve">Its possible outcomes are the cylinder counts that occur in the data:</w:t>
-      </w:r>
-    </w:p>
-    <w:p>
-      <w:pPr>
-        <w:pStyle w:val="SourceCode"/>
-      </w:pPr>
-      <w:r>
-        <w:rPr>
-          <w:rStyle w:val="CommentTok"/>
-        </w:rPr>
-        <w:t xml:space="preserve"># read the local copy of the Auto data (one row per car model):</w:t>
-      </w:r>
-      <w:r>
-        <w:br/>
-      </w:r>
-      <w:r>
-        <w:rPr>
-          <w:rStyle w:val="NormalTok"/>
-        </w:rPr>
-        <w:t xml:space="preserve">auto </w:t>
-      </w:r>
-      <w:r>
-        <w:rPr>
-          <w:rStyle w:val="OtherTok"/>
-        </w:rPr>
-        <w:t xml:space="preserve">&lt;-</w:t>
-      </w:r>
-      <w:r>
-        <w:rPr>
-          <w:rStyle w:val="NormalTok"/>
-        </w:rPr>
-        <w:t xml:space="preserve"> </w:t>
-      </w:r>
-      <w:r>
-        <w:rPr>
-          <w:rStyle w:val="FunctionTok"/>
-        </w:rPr>
-        <w:t xml:space="preserve">read.csv</w:t>
-      </w:r>
-      <w:r>
-        <w:rPr>
-          <w:rStyle w:val="NormalTok"/>
-        </w:rPr>
-        <w:t xml:space="preserve">(</w:t>
-      </w:r>
-      <w:r>
-        <w:rPr>
-          <w:rStyle w:val="StringTok"/>
-        </w:rPr>
-        <w:t xml:space="preserve">"data/auto.csv"</w:t>
-      </w:r>
-      <w:r>
-        <w:rPr>
-          <w:rStyle w:val="NormalTok"/>
-        </w:rPr>
-        <w:t xml:space="preserve">)</w:t>
-      </w:r>
-      <w:r>
-        <w:br/>
-      </w:r>
-      <w:r>
-        <w:br/>
-      </w:r>
-      <w:r>
-        <w:rPr>
-          <w:rStyle w:val="CommentTok"/>
-        </w:rPr>
-        <w:t xml:space="preserve"># the possible outcomes are the distinct cylinder counts in the data:</w:t>
-      </w:r>
-      <w:r>
-        <w:br/>
-      </w:r>
-      <w:r>
-        <w:rPr>
-          <w:rStyle w:val="FunctionTok"/>
-        </w:rPr>
-        <w:t xml:space="preserve">sort</w:t>
-      </w:r>
-      <w:r>
-        <w:rPr>
-          <w:rStyle w:val="NormalTok"/>
-        </w:rPr>
-        <w:t xml:space="preserve">(</w:t>
-      </w:r>
-      <w:r>
-        <w:rPr>
-          <w:rStyle w:val="FunctionTok"/>
-        </w:rPr>
-        <w:t xml:space="preserve">unique</w:t>
-      </w:r>
-      <w:r>
-        <w:rPr>
-          <w:rStyle w:val="NormalTok"/>
-        </w:rPr>
-        <w:t xml:space="preserve">(auto</w:t>
-      </w:r>
-      <w:r>
-        <w:rPr>
-          <w:rStyle w:val="SpecialCharTok"/>
-        </w:rPr>
-        <w:t xml:space="preserve">$</w:t>
-      </w:r>
-      <w:r>
-        <w:rPr>
-          <w:rStyle w:val="NormalTok"/>
-        </w:rPr>
-        <w:t xml:space="preserve">cylinders))</w:t>
-      </w:r>
-      <w:r>
-        <w:br/>
-      </w:r>
-      <w:r>
-        <w:rPr>
-          <w:rStyle w:val="CommentTok"/>
-        </w:rPr>
-        <w:t xml:space="preserve">#&gt; [1] 3 4 5 6 8</w:t>
-      </w:r>
-    </w:p>
-    <w:bookmarkEnd w:id="15"/>
-    <w:bookmarkStart w:id="17" w:name="def-sample-space"/>
-    <w:p>
-      <w:pPr>
-        <w:pStyle w:val="FirstParagraph"/>
-      </w:pPr>
-      <w:r>
-        <w:rPr>
-          <w:b/>
-          <w:bCs/>
-        </w:rPr>
-        <w:t xml:space="preserve">Definition 3 (Sample space)</w:t>
-      </w:r>
-      <w:r>
-        <w:t xml:space="preserve"> </w:t>
-      </w:r>
-      <w:r>
-        <w:t xml:space="preserve">The</w:t>
-      </w:r>
-      <w:r>
-        <w:t xml:space="preserve"> </w:t>
-      </w:r>
-      <w:r>
-        <w:rPr>
-          <w:b/>
-          <w:bCs/>
-        </w:rPr>
-        <w:t xml:space="preserve">sample space</w:t>
-      </w:r>
-      <w:r>
-        <w:t xml:space="preserve"> </w:t>
-      </w:r>
-      <w:r>
-        <w:t xml:space="preserve">of a</w:t>
-      </w:r>
-      <w:r>
-        <w:t xml:space="preserve"> </w:t>
-      </w:r>
-      <w:hyperlink w:anchor="def-random-experiment">
-        <w:r>
-          <w:rPr>
-            <w:rStyle w:val="Hyperlink"/>
-          </w:rPr>
-          <w:t xml:space="preserve">random experiment</w:t>
-        </w:r>
-      </w:hyperlink>
-      <w:r>
-        <w:t xml:space="preserve">, denoted</w:t>
-      </w:r>
-      <w:r>
-        <w:t xml:space="preserve"> </w:t>
-      </w:r>
-      <m:oMath>
-        <m:r>
-          <m:rPr>
-            <m:sty m:val="p"/>
-          </m:rPr>
-          <m:t>Ω</m:t>
-        </m:r>
-      </m:oMath>
-      <w:r>
-        <w:t xml:space="preserve">,</w:t>
-      </w:r>
-      <w:r>
-        <w:t xml:space="preserve"> </w:t>
-      </w:r>
-      <w:r>
-        <w:t xml:space="preserve">is the</w:t>
-      </w:r>
-      <w:r>
-        <w:t xml:space="preserve"> </w:t>
-      </w:r>
-      <w:hyperlink r:id="rId16">
-        <w:r>
-          <w:rPr>
-            <w:rStyle w:val="Hyperlink"/>
-          </w:rPr>
-          <w:t xml:space="preserve">set</w:t>
-        </w:r>
-      </w:hyperlink>
-      <w:r>
-        <w:t xml:space="preserve"> </w:t>
-      </w:r>
-      <w:r>
-        <w:t xml:space="preserve">of all of its possible outcomes.</w:t>
-      </w:r>
-    </w:p>
-    <w:bookmarkEnd w:id="17"/>
-    <w:bookmarkStart w:id="18" w:name="exm-sample-space"/>
-    <w:p>
-      <w:pPr>
-        <w:pStyle w:val="BodyText"/>
-      </w:pPr>
-      <w:r>
-        <w:rPr>
-          <w:b/>
-          <w:bCs/>
-        </w:rPr>
-        <w:t xml:space="preserve">Example 3 (Sample space of a die roll)</w:t>
-      </w:r>
-      <w:r>
-        <w:t xml:space="preserve"> </w:t>
-      </w:r>
-      <w:r>
-        <w:t xml:space="preserve">Rolling a six-sided die once has sample space</w:t>
-      </w:r>
-      <w:r>
-        <w:t xml:space="preserve"> </w:t>
-      </w:r>
-      <m:oMath>
-        <m:r>
-          <m:rPr>
-            <m:sty m:val="p"/>
-          </m:rPr>
-          <m:t>Ω</m:t>
-        </m:r>
-        <m:r>
-          <m:rPr>
-            <m:sty m:val="p"/>
-          </m:rPr>
-          <m:t>=</m:t>
-        </m:r>
-        <m:r>
-          <m:t>​</m:t>
-        </m:r>
-        <m:d>
-          <m:dPr>
-            <m:begChr m:val="{"/>
-            <m:sepChr m:val=""/>
-            <m:endChr m:val="}"/>
-            <m:grow/>
-          </m:dPr>
-          <m:e>
-            <m:r>
-              <m:t>1</m:t>
-            </m:r>
-            <m:r>
-              <m:rPr>
-                <m:sty m:val="p"/>
-              </m:rPr>
-              <m:t>,</m:t>
-            </m:r>
-            <m:r>
-              <m:t>2</m:t>
-            </m:r>
-            <m:r>
-              <m:rPr>
-                <m:sty m:val="p"/>
-              </m:rPr>
-              <m:t>,</m:t>
-            </m:r>
-            <m:r>
-              <m:t>3</m:t>
-            </m:r>
-            <m:r>
-              <m:rPr>
-                <m:sty m:val="p"/>
-              </m:rPr>
-              <m:t>,</m:t>
-            </m:r>
-            <m:r>
-              <m:t>4</m:t>
-            </m:r>
-            <m:r>
-              <m:rPr>
-                <m:sty m:val="p"/>
-              </m:rPr>
-              <m:t>,</m:t>
-            </m:r>
-            <m:r>
-              <m:t>5</m:t>
-            </m:r>
-            <m:r>
-              <m:rPr>
-                <m:sty m:val="p"/>
-              </m:rPr>
-              <m:t>,</m:t>
-            </m:r>
-            <m:r>
-              <m:t>6</m:t>
-            </m:r>
-          </m:e>
-        </m:d>
-        <m:r>
-          <m:t>​</m:t>
-        </m:r>
-      </m:oMath>
-      <w:r>
-        <w:t xml:space="preserve">.</w:t>
-      </w:r>
-    </w:p>
-    <w:bookmarkEnd w:id="18"/>
-    <w:bookmarkStart w:id="19" w:name="def-event"/>
-    <w:p>
-      <w:pPr>
-        <w:pStyle w:val="BodyText"/>
-      </w:pPr>
-      <w:r>
-        <w:rPr>
-          <w:b/>
-          <w:bCs/>
-        </w:rPr>
-        <w:t xml:space="preserve">Definition 4 (Event)</w:t>
-      </w:r>
-      <w:r>
-        <w:t xml:space="preserve"> </w:t>
-      </w:r>
-      <w:r>
-        <w:t xml:space="preserve">An</w:t>
-      </w:r>
-      <w:r>
-        <w:t xml:space="preserve"> </w:t>
-      </w:r>
-      <w:r>
-        <w:rPr>
-          <w:b/>
-          <w:bCs/>
-        </w:rPr>
-        <w:t xml:space="preserve">event</w:t>
-      </w:r>
-      <w:r>
-        <w:t xml:space="preserve"> </w:t>
-      </w:r>
-      <w:r>
-        <w:t xml:space="preserve">is a subset of the</w:t>
-      </w:r>
-      <w:r>
-        <w:t xml:space="preserve"> </w:t>
-      </w:r>
-      <w:hyperlink w:anchor="def-sample-space">
-        <w:r>
-          <w:rPr>
-            <w:rStyle w:val="Hyperlink"/>
-          </w:rPr>
-          <w:t xml:space="preserve">sample space</w:t>
-        </w:r>
-      </w:hyperlink>
-      <w:r>
-        <w:t xml:space="preserve"> </w:t>
-      </w:r>
-      <m:oMath>
-        <m:r>
-          <m:rPr>
-            <m:sty m:val="p"/>
-          </m:rPr>
-          <m:t>Ω</m:t>
-        </m:r>
-      </m:oMath>
-      <w:r>
-        <w:t xml:space="preserve">:</w:t>
-      </w:r>
-      <w:r>
-        <w:t xml:space="preserve"> </w:t>
-      </w:r>
-      <w:r>
-        <w:t xml:space="preserve">a set of outcomes.</w:t>
-      </w:r>
-    </w:p>
-    <w:bookmarkEnd w:id="19"/>
+    <w:bookmarkEnd w:id="24"/>
     <w:p>
       <w:pPr>
         <w:pStyle w:val="BodyText"/>
@@ -800,7 +1130,7 @@
       <w:r>
         <w:t xml:space="preserve"> </w:t>
       </w:r>
-      <w:hyperlink r:id="rId20">
+      <w:hyperlink r:id="rId25">
         <m:oMath>
           <m:r>
             <m:t>σ</m:t>
@@ -931,7 +1261,7 @@
       <w:r>
         <w:t xml:space="preserve"> </w:t>
       </w:r>
-      <w:hyperlink r:id="rId21">
+      <w:hyperlink r:id="rId26">
         <w:r>
           <w:rPr>
             <w:rStyle w:val="Hyperlink"/>
@@ -1005,7 +1335,7 @@
       <w:r>
         <w:t xml:space="preserve">(</w:t>
       </w:r>
-      <w:hyperlink r:id="rId22">
+      <w:hyperlink r:id="rId27">
         <w:r>
           <w:rPr>
             <w:rStyle w:val="Hyperlink"/>
@@ -1042,7 +1372,7 @@
       <w:r>
         <w:t xml:space="preserve"> </w:t>
       </w:r>
-      <w:hyperlink r:id="rId23">
+      <w:hyperlink r:id="rId28">
         <m:oMath>
           <m:r>
             <m:t>σ</m:t>
@@ -1059,7 +1389,7 @@
         <w:t xml:space="preserve">.</w:t>
       </w:r>
     </w:p>
-    <w:bookmarkStart w:id="24" w:name="exm-event"/>
+    <w:bookmarkStart w:id="29" w:name="exm-event"/>
     <w:p>
       <w:pPr>
         <w:pStyle w:val="BodyText"/>
@@ -1069,7 +1399,7 @@
           <w:b/>
           <w:bCs/>
         </w:rPr>
-        <w:t xml:space="preserve">Example 4 (Rolling an even number)</w:t>
+        <w:t xml:space="preserve">Example 7 (Rolling an even number)</w:t>
       </w:r>
       <w:r>
         <w:t xml:space="preserve"> </w:t>
@@ -1085,7 +1415,7 @@
           <w:rPr>
             <w:rStyle w:val="Hyperlink"/>
           </w:rPr>
-          <w:t xml:space="preserve">Example 3</w:t>
+          <w:t xml:space="preserve">Example 6</w:t>
         </w:r>
       </w:hyperlink>
       <w:r>
@@ -1164,8 +1494,8 @@
         <w:t xml:space="preserve">.</w:t>
       </w:r>
     </w:p>
-    <w:bookmarkEnd w:id="24"/>
-    <w:bookmarkStart w:id="25" w:name="def-occurs"/>
+    <w:bookmarkEnd w:id="29"/>
+    <w:bookmarkStart w:id="30" w:name="def-occurs"/>
     <w:p>
       <w:pPr>
         <w:pStyle w:val="BodyText"/>
@@ -1175,7 +1505,7 @@
           <w:b/>
           <w:bCs/>
         </w:rPr>
-        <w:t xml:space="preserve">Definition 5 (Occurrence of an event)</w:t>
+        <w:t xml:space="preserve">Definition 7 (Occurrence of an event)</w:t>
       </w:r>
       <w:r>
         <w:t xml:space="preserve"> </w:t>
@@ -1247,8 +1577,8 @@
         <w:t xml:space="preserve">.</w:t>
       </w:r>
     </w:p>
-    <w:bookmarkEnd w:id="25"/>
-    <w:bookmarkStart w:id="26" w:name="exm-occurs"/>
+    <w:bookmarkEnd w:id="30"/>
+    <w:bookmarkStart w:id="31" w:name="exm-occurs"/>
     <w:p>
       <w:pPr>
         <w:pStyle w:val="BodyText"/>
@@ -1258,7 +1588,7 @@
           <w:b/>
           <w:bCs/>
         </w:rPr>
-        <w:t xml:space="preserve">Example 5 (Rolling a 4)</w:t>
+        <w:t xml:space="preserve">Example 8 (Rolling a 4)</w:t>
       </w:r>
       <w:r>
         <w:t xml:space="preserve"> </w:t>
@@ -1274,7 +1604,7 @@
           <w:rPr>
             <w:rStyle w:val="Hyperlink"/>
           </w:rPr>
-          <w:t xml:space="preserve">Example 4</w:t>
+          <w:t xml:space="preserve">Example 7</w:t>
         </w:r>
       </w:hyperlink>
       <w:r>
@@ -1452,8 +1782,8 @@
         <w:t xml:space="preserve">, does not occur.</w:t>
       </w:r>
     </w:p>
-    <w:bookmarkEnd w:id="26"/>
-    <w:bookmarkStart w:id="27" w:name="def-complement"/>
+    <w:bookmarkEnd w:id="31"/>
+    <w:bookmarkStart w:id="32" w:name="def-complement"/>
     <w:p>
       <w:pPr>
         <w:pStyle w:val="BodyText"/>
@@ -1463,7 +1793,7 @@
           <w:b/>
           <w:bCs/>
         </w:rPr>
-        <w:t xml:space="preserve">Definition 6 (Complement of an event)</w:t>
+        <w:t xml:space="preserve">Definition 8 (Complement of an event)</w:t>
       </w:r>
       <w:r>
         <w:t xml:space="preserve"> </w:t>
@@ -1650,7 +1980,7 @@
         </m:oMath>
       </m:oMathPara>
     </w:p>
-    <w:bookmarkEnd w:id="27"/>
+    <w:bookmarkEnd w:id="32"/>
     <w:p>
       <w:pPr>
         <w:pStyle w:val="FirstParagraph"/>
@@ -1710,7 +2040,7 @@
         <w:t xml:space="preserve">.</w:t>
       </w:r>
     </w:p>
-    <w:bookmarkStart w:id="28" w:name="exm-complement"/>
+    <w:bookmarkStart w:id="33" w:name="exm-complement"/>
     <w:p>
       <w:pPr>
         <w:pStyle w:val="BodyText"/>
@@ -1720,7 +2050,7 @@
           <w:b/>
           <w:bCs/>
         </w:rPr>
-        <w:t xml:space="preserve">Example 6 (Rolling an odd number)</w:t>
+        <w:t xml:space="preserve">Example 9 (Rolling an odd number)</w:t>
       </w:r>
       <w:r>
         <w:t xml:space="preserve"> </w:t>
@@ -1736,7 +2066,7 @@
           <w:rPr>
             <w:rStyle w:val="Hyperlink"/>
           </w:rPr>
-          <w:t xml:space="preserve">Example 4</w:t>
+          <w:t xml:space="preserve">Example 7</w:t>
         </w:r>
       </w:hyperlink>
       <w:r>
@@ -1887,8 +2217,8 @@
         <w:t xml:space="preserve">.</w:t>
       </w:r>
     </w:p>
-    <w:bookmarkEnd w:id="28"/>
-    <w:bookmarkStart w:id="29" w:name="def-mutually-exclusive"/>
+    <w:bookmarkEnd w:id="33"/>
+    <w:bookmarkStart w:id="34" w:name="def-mutually-exclusive"/>
     <w:p>
       <w:pPr>
         <w:pStyle w:val="BodyText"/>
@@ -1898,7 +2228,7 @@
           <w:b/>
           <w:bCs/>
         </w:rPr>
-        <w:t xml:space="preserve">Definition 7 (Mutually exclusive events (disjoint, pairwise disjoint, mutually disjoint))</w:t>
+        <w:t xml:space="preserve">Definition 9 (Mutually exclusive events (disjoint, pairwise disjoint, mutually disjoint))</w:t>
       </w:r>
       <w:r>
         <w:t xml:space="preserve"> </w:t>
@@ -2120,7 +2450,7 @@
         </m:oMath>
       </m:oMathPara>
     </w:p>
-    <w:bookmarkEnd w:id="29"/>
+    <w:bookmarkEnd w:id="34"/>
     <w:p>
       <w:pPr>
         <w:pStyle w:val="FirstParagraph"/>
@@ -2147,7 +2477,7 @@
       <w:r>
         <w:t xml:space="preserve"> </w:t>
       </w:r>
-      <w:hyperlink r:id="rId30">
+      <w:hyperlink r:id="rId35">
         <w:r>
           <w:rPr>
             <w:rStyle w:val="Hyperlink"/>
@@ -2159,7 +2489,7 @@
         <w:t xml:space="preserve">.</w:t>
       </w:r>
     </w:p>
-    <w:bookmarkStart w:id="31" w:name="exm-mutually-exclusive"/>
+    <w:bookmarkStart w:id="36" w:name="exm-mutually-exclusive"/>
     <w:p>
       <w:pPr>
         <w:pStyle w:val="BodyText"/>
@@ -2169,7 +2499,7 @@
           <w:b/>
           <w:bCs/>
         </w:rPr>
-        <w:t xml:space="preserve">Example 7 (Low and high rolls)</w:t>
+        <w:t xml:space="preserve">Example 10 (Low and high rolls)</w:t>
       </w:r>
       <w:r>
         <w:t xml:space="preserve"> </w:t>
@@ -2185,7 +2515,7 @@
           <w:rPr>
             <w:rStyle w:val="Hyperlink"/>
           </w:rPr>
-          <w:t xml:space="preserve">Example 3</w:t>
+          <w:t xml:space="preserve">Example 6</w:t>
         </w:r>
       </w:hyperlink>
       <w:r>
@@ -2417,8 +2747,8 @@
         <w:t xml:space="preserve">are not mutually exclusive: a roll of 2 is in both.</w:t>
       </w:r>
     </w:p>
-    <w:bookmarkEnd w:id="31"/>
-    <w:bookmarkStart w:id="32" w:name="def-partition"/>
+    <w:bookmarkEnd w:id="36"/>
+    <w:bookmarkStart w:id="37" w:name="def-partition"/>
     <w:p>
       <w:pPr>
         <w:pStyle w:val="BodyText"/>
@@ -2428,7 +2758,7 @@
           <w:b/>
           <w:bCs/>
         </w:rPr>
-        <w:t xml:space="preserve">Definition 8 (Partition of an event)</w:t>
+        <w:t xml:space="preserve">Definition 10 (Partition of an event)</w:t>
       </w:r>
       <w:r>
         <w:t xml:space="preserve"> </w:t>
@@ -2677,8 +3007,8 @@
         <w:t xml:space="preserve">.</w:t>
       </w:r>
     </w:p>
-    <w:bookmarkEnd w:id="32"/>
-    <w:bookmarkStart w:id="33" w:name="rem-partition-sample-space"/>
+    <w:bookmarkEnd w:id="37"/>
+    <w:bookmarkStart w:id="38" w:name="rem-partition-sample-space"/>
     <w:p>
       <w:pPr>
         <w:pStyle w:val="FirstParagraph"/>
@@ -2737,7 +3067,7 @@
         <w:t xml:space="preserve">.</w:t>
       </w:r>
     </w:p>
-    <w:bookmarkEnd w:id="33"/>
+    <w:bookmarkEnd w:id="38"/>
     <w:p>
       <w:pPr>
         <w:pStyle w:val="BodyText"/>
@@ -2779,7 +3109,7 @@
         <w:t xml:space="preserve">to contain at least one outcome.</w:t>
       </w:r>
     </w:p>
-    <w:bookmarkStart w:id="34" w:name="exm-partition"/>
+    <w:bookmarkStart w:id="39" w:name="exm-partition"/>
     <w:p>
       <w:pPr>
         <w:pStyle w:val="BodyText"/>
@@ -2789,7 +3119,7 @@
           <w:b/>
           <w:bCs/>
         </w:rPr>
-        <w:t xml:space="preserve">Example 8 (Partitioning the die roll)</w:t>
+        <w:t xml:space="preserve">Example 11 (Partitioning the die roll)</w:t>
       </w:r>
       <w:r>
         <w:t xml:space="preserve"> </w:t>
@@ -2805,7 +3135,7 @@
           <w:rPr>
             <w:rStyle w:val="Hyperlink"/>
           </w:rPr>
-          <w:t xml:space="preserve">Example 3</w:t>
+          <w:t xml:space="preserve">Example 6</w:t>
         </w:r>
       </w:hyperlink>
       <w:r>
@@ -3144,7 +3474,7 @@
           <w:rPr>
             <w:rStyle w:val="Hyperlink"/>
           </w:rPr>
-          <w:t xml:space="preserve">Example 7</w:t>
+          <w:t xml:space="preserve">Example 10</w:t>
         </w:r>
       </w:hyperlink>
       <w:r>
@@ -3168,8 +3498,8 @@
         <w:t xml:space="preserve">: their union leaves out 3 and 4.</w:t>
       </w:r>
     </w:p>
-    <w:bookmarkEnd w:id="34"/>
-    <w:bookmarkStart w:id="36" w:name="def-probability"/>
+    <w:bookmarkEnd w:id="39"/>
+    <w:bookmarkStart w:id="41" w:name="def-probability"/>
     <w:p>
       <w:pPr>
         <w:pStyle w:val="BodyText"/>
@@ -3179,7 +3509,7 @@
           <w:b/>
           <w:bCs/>
         </w:rPr>
-        <w:t xml:space="preserve">Definition 9 (Probability measure)</w:t>
+        <w:t xml:space="preserve">Definition 11 (Probability measure)</w:t>
       </w:r>
       <w:r>
         <w:t xml:space="preserve"> </w:t>
@@ -3298,7 +3628,7 @@
       <w:r>
         <w:t xml:space="preserve"> </w:t>
       </w:r>
-      <w:hyperlink r:id="rId35">
+      <w:hyperlink r:id="rId40">
         <w:r>
           <w:rPr>
             <w:rStyle w:val="Hyperlink"/>
@@ -3392,7 +3722,7 @@
         </m:oMath>
       </m:oMathPara>
     </w:p>
-    <w:bookmarkEnd w:id="36"/>
+    <w:bookmarkEnd w:id="41"/>
     <w:p>
       <w:pPr>
         <w:pStyle w:val="FirstParagraph"/>
@@ -3436,7 +3766,7 @@
         <w:t xml:space="preserve">The two names mean the same thing.</w:t>
       </w:r>
     </w:p>
-    <w:bookmarkStart w:id="38" w:name="exm-probability"/>
+    <w:bookmarkStart w:id="43" w:name="exm-probability"/>
     <w:p>
       <w:pPr>
         <w:pStyle w:val="BodyText"/>
@@ -3446,7 +3776,7 @@
           <w:b/>
           <w:bCs/>
         </w:rPr>
-        <w:t xml:space="preserve">Example 9 (Probability measure for a fair die)</w:t>
+        <w:t xml:space="preserve">Example 12 (Probability measure for a fair die)</w:t>
       </w:r>
       <w:r>
         <w:t xml:space="preserve"> </w:t>
@@ -3462,7 +3792,7 @@
           <w:rPr>
             <w:rStyle w:val="Hyperlink"/>
           </w:rPr>
-          <w:t xml:space="preserve">Example 3</w:t>
+          <w:t xml:space="preserve">Example 6</w:t>
         </w:r>
       </w:hyperlink>
       <w:r>
@@ -3686,7 +4016,7 @@
       <w:r>
         <w:t xml:space="preserve">(</w:t>
       </w:r>
-      <w:hyperlink r:id="rId37">
+      <w:hyperlink r:id="rId42">
         <w:r>
           <w:rPr>
             <w:rStyle w:val="Hyperlink"/>
@@ -3706,7 +4036,7 @@
       <w:r>
         <w:t xml:space="preserve"> </w:t>
       </w:r>
-      <w:hyperlink r:id="rId35">
+      <w:hyperlink r:id="rId40">
         <w:r>
           <w:rPr>
             <w:rStyle w:val="Hyperlink"/>
@@ -3849,7 +4179,7 @@
           <w:rPr>
             <w:rStyle w:val="Hyperlink"/>
           </w:rPr>
-          <w:t xml:space="preserve">Example 4</w:t>
+          <w:t xml:space="preserve">Example 7</w:t>
         </w:r>
       </w:hyperlink>
       <w:r>
@@ -3980,8 +4310,8 @@
         </m:oMath>
       </m:oMathPara>
     </w:p>
-    <w:bookmarkEnd w:id="38"/>
-    <w:bookmarkStart w:id="40" w:name="cor-probability-finitely-additive"/>
+    <w:bookmarkEnd w:id="43"/>
+    <w:bookmarkStart w:id="45" w:name="cor-probability-finitely-additive"/>
     <w:p>
       <w:pPr>
         <w:pStyle w:val="FirstParagraph"/>
@@ -4019,7 +4349,7 @@
       <w:r>
         <w:t xml:space="preserve"> </w:t>
       </w:r>
-      <w:hyperlink r:id="rId39">
+      <w:hyperlink r:id="rId44">
         <w:r>
           <w:rPr>
             <w:rStyle w:val="Hyperlink"/>
@@ -4241,7 +4571,7 @@
         </m:oMath>
       </m:oMathPara>
     </w:p>
-    <w:bookmarkEnd w:id="40"/>
+    <w:bookmarkEnd w:id="45"/>
     <w:p>
       <w:pPr>
         <w:pStyle w:val="FirstParagraph"/>
@@ -4264,7 +4594,7 @@
           <w:rPr>
             <w:rStyle w:val="Hyperlink"/>
           </w:rPr>
-          <w:t xml:space="preserve">Definition 9</w:t>
+          <w:t xml:space="preserve">Definition 11</w:t>
         </w:r>
       </w:hyperlink>
       <w:r>
@@ -4279,7 +4609,7 @@
       <w:r>
         <w:t xml:space="preserve"> </w:t>
       </w:r>
-      <w:hyperlink r:id="rId41">
+      <w:hyperlink r:id="rId46">
         <w:r>
           <w:rPr>
             <w:rStyle w:val="Hyperlink"/>
@@ -4294,7 +4624,7 @@
         <w:t xml:space="preserve">applies to it.</w:t>
       </w:r>
     </w:p>
-    <w:bookmarkStart w:id="42" w:name="thm-continuity-probability"/>
+    <w:bookmarkStart w:id="47" w:name="thm-continuity-probability"/>
     <w:p>
       <w:pPr>
         <w:pStyle w:val="BodyText"/>
@@ -4520,7 +4850,7 @@
         </m:oMath>
       </m:oMathPara>
     </w:p>
-    <w:bookmarkEnd w:id="42"/>
+    <w:bookmarkEnd w:id="47"/>
     <w:p>
       <w:pPr>
         <w:pStyle w:val="FirstParagraph"/>
@@ -4792,7 +5122,7 @@
       <w:r>
         <w:t xml:space="preserve"> </w:t>
       </w:r>
-      <w:hyperlink r:id="rId43">
+      <w:hyperlink r:id="rId48">
         <w:r>
           <w:rPr>
             <w:rStyle w:val="Hyperlink"/>
@@ -7316,7 +7646,7 @@
         <w:t xml:space="preserve">valid.</w:t>
       </w:r>
     </w:p>
-    <w:bookmarkStart w:id="45" w:name="thm-kolmogorov-axioms"/>
+    <w:bookmarkStart w:id="50" w:name="thm-kolmogorov-axioms"/>
     <w:p>
       <w:pPr>
         <w:pStyle w:val="BodyText"/>
@@ -7586,7 +7916,7 @@
       <w:r>
         <w:t xml:space="preserve"> </w:t>
       </w:r>
-      <w:hyperlink r:id="rId44">
+      <w:hyperlink r:id="rId49">
         <w:r>
           <w:rPr>
             <w:rStyle w:val="Hyperlink"/>
@@ -7821,7 +8151,7 @@
         </m:oMath>
       </m:oMathPara>
     </w:p>
-    <w:bookmarkEnd w:id="45"/>
+    <w:bookmarkEnd w:id="50"/>
     <w:p>
       <w:pPr>
         <w:pStyle w:val="FirstParagraph"/>
@@ -7865,7 +8195,7 @@
       <w:r>
         <w:t xml:space="preserve"> </w:t>
       </w:r>
-      <w:hyperlink r:id="rId35">
+      <w:hyperlink r:id="rId40">
         <w:r>
           <w:rPr>
             <w:rStyle w:val="Hyperlink"/>
@@ -7879,7 +8209,7 @@
       <w:r>
         <w:t xml:space="preserve"> </w:t>
       </w:r>
-      <w:hyperlink r:id="rId46">
+      <w:hyperlink r:id="rId51">
         <w:r>
           <w:rPr>
             <w:rStyle w:val="Hyperlink"/>
@@ -7992,7 +8322,7 @@
           <w:rPr>
             <w:rStyle w:val="Hyperlink"/>
           </w:rPr>
-          <w:t xml:space="preserve">Definition 9</w:t>
+          <w:t xml:space="preserve">Definition 11</w:t>
         </w:r>
       </w:hyperlink>
       <w:r>
@@ -8107,7 +8437,7 @@
       <w:r>
         <w:t xml:space="preserve"> </w:t>
       </w:r>
-      <w:hyperlink r:id="rId44">
+      <w:hyperlink r:id="rId49">
         <w:r>
           <w:rPr>
             <w:rStyle w:val="Hyperlink"/>
@@ -8127,7 +8457,7 @@
       <w:r>
         <w:t xml:space="preserve"> </w:t>
       </w:r>
-      <w:hyperlink r:id="rId47">
+      <w:hyperlink r:id="rId52">
         <w:r>
           <w:rPr>
             <w:rStyle w:val="Hyperlink"/>
@@ -8289,7 +8619,7 @@
       <w:r>
         <w:t xml:space="preserve"> </w:t>
       </w:r>
-      <w:hyperlink r:id="rId35">
+      <w:hyperlink r:id="rId40">
         <w:r>
           <w:rPr>
             <w:rStyle w:val="Hyperlink"/>
@@ -8392,7 +8722,7 @@
           <w:rPr>
             <w:rStyle w:val="Hyperlink"/>
           </w:rPr>
-          <w:t xml:space="preserve">Definition 9</w:t>
+          <w:t xml:space="preserve">Definition 11</w:t>
         </w:r>
       </w:hyperlink>
       <w:r>
@@ -8443,7 +8773,7 @@
       <w:r>
         <w:t xml:space="preserve"> </w:t>
       </w:r>
-      <w:hyperlink r:id="rId48">
+      <w:hyperlink r:id="rId53">
         <w:r>
           <w:rPr>
             <w:rStyle w:val="Hyperlink"/>
@@ -8508,7 +8838,7 @@
         <w:t xml:space="preserve">the proof above derives it.</w:t>
       </w:r>
     </w:p>
-    <w:bookmarkStart w:id="49" w:name="thm-prob-subset"/>
+    <w:bookmarkStart w:id="54" w:name="thm-prob-subset"/>
     <w:p>
       <w:pPr>
         <w:pStyle w:val="BodyText"/>
@@ -8640,7 +8970,7 @@
         <w:t xml:space="preserve">.</w:t>
       </w:r>
     </w:p>
-    <w:bookmarkEnd w:id="49"/>
+    <w:bookmarkEnd w:id="54"/>
     <w:p>
       <w:pPr>
         <w:pStyle w:val="BodyText"/>
@@ -8804,7 +9134,7 @@
         <w:t xml:space="preserve">.</w:t>
       </w:r>
     </w:p>
-    <w:bookmarkStart w:id="50" w:name="thm-total-prob-1"/>
+    <w:bookmarkStart w:id="55" w:name="thm-total-prob-1"/>
     <w:p>
       <w:pPr>
         <w:pStyle w:val="BodyText"/>
@@ -8940,7 +9270,7 @@
         </m:oMath>
       </m:oMathPara>
     </w:p>
-    <w:bookmarkEnd w:id="50"/>
+    <w:bookmarkEnd w:id="55"/>
     <w:p>
       <w:pPr>
         <w:pStyle w:val="FirstParagraph"/>
@@ -9247,7 +9577,7 @@
         </m:oMath>
       </m:oMathPara>
     </w:p>
-    <w:bookmarkStart w:id="51" w:name="cor-p-neg0"/>
+    <w:bookmarkStart w:id="56" w:name="cor-p-neg0"/>
     <w:p>
       <w:pPr>
         <w:pStyle w:val="FirstParagraph"/>
@@ -9352,7 +9682,7 @@
         </m:oMath>
       </m:oMathPara>
     </w:p>
-    <w:bookmarkEnd w:id="51"/>
+    <w:bookmarkEnd w:id="56"/>
     <w:p>
       <w:pPr>
         <w:pStyle w:val="FirstParagraph"/>
@@ -9417,7 +9747,7 @@
         <w:t xml:space="preserve">.</w:t>
       </w:r>
     </w:p>
-    <w:bookmarkStart w:id="52" w:name="cor-p-neg"/>
+    <w:bookmarkStart w:id="57" w:name="cor-p-neg"/>
     <w:p>
       <w:pPr>
         <w:pStyle w:val="BodyText"/>
@@ -9577,7 +9907,7 @@
         </m:oMath>
       </m:oMathPara>
     </w:p>
-    <w:bookmarkEnd w:id="52"/>
+    <w:bookmarkEnd w:id="57"/>
     <w:p>
       <w:pPr>
         <w:pStyle w:val="FirstParagraph"/>
@@ -9761,7 +10091,7 @@
         </m:oMath>
       </m:oMathPara>
     </w:p>
-    <w:bookmarkStart w:id="53" w:name="exm-p-neg"/>
+    <w:bookmarkStart w:id="58" w:name="exm-p-neg"/>
     <w:p>
       <w:pPr>
         <w:pStyle w:val="FirstParagraph"/>
@@ -9771,7 +10101,7 @@
           <w:b/>
           <w:bCs/>
         </w:rPr>
-        <w:t xml:space="preserve">Example 10 (Probability of not rolling a six)</w:t>
+        <w:t xml:space="preserve">Example 13 (Probability of not rolling a six)</w:t>
       </w:r>
       <w:r>
         <w:t xml:space="preserve"> </w:t>
@@ -9891,8 +10221,8 @@
         <w:t xml:space="preserve">.</w:t>
       </w:r>
     </w:p>
-    <w:bookmarkEnd w:id="53"/>
-    <w:bookmarkStart w:id="55" w:name="def-random-choice"/>
+    <w:bookmarkEnd w:id="58"/>
+    <w:bookmarkStart w:id="60" w:name="def-random-choice"/>
     <w:p>
       <w:pPr>
         <w:pStyle w:val="BodyText"/>
@@ -9902,7 +10232,7 @@
           <w:b/>
           <w:bCs/>
         </w:rPr>
-        <w:t xml:space="preserve">Definition 10 (Choosing at random)</w:t>
+        <w:t xml:space="preserve">Definition 12 (Choosing at random)</w:t>
       </w:r>
       <w:r>
         <w:t xml:space="preserve"> </w:t>
@@ -9927,7 +10257,7 @@
       <w:r>
         <w:t xml:space="preserve"> </w:t>
       </w:r>
-      <w:hyperlink r:id="rId35">
+      <w:hyperlink r:id="rId40">
         <w:r>
           <w:rPr>
             <w:rStyle w:val="Hyperlink"/>
@@ -10112,7 +10442,7 @@
       <w:r>
         <w:t xml:space="preserve"> </w:t>
       </w:r>
-      <w:hyperlink r:id="rId54">
+      <w:hyperlink r:id="rId59">
         <w:r>
           <w:rPr>
             <w:rStyle w:val="Hyperlink"/>
@@ -10138,8 +10468,8 @@
         <w:t xml:space="preserve">.</w:t>
       </w:r>
     </w:p>
-    <w:bookmarkEnd w:id="55"/>
-    <w:bookmarkStart w:id="57" w:name="exm-random-choice-sets"/>
+    <w:bookmarkEnd w:id="60"/>
+    <w:bookmarkStart w:id="62" w:name="exm-random-choice-sets"/>
     <w:p>
       <w:pPr>
         <w:pStyle w:val="BodyText"/>
@@ -10149,7 +10479,7 @@
           <w:b/>
           <w:bCs/>
         </w:rPr>
-        <w:t xml:space="preserve">Example 11 (Choosing at random from a finite set and from an interval)</w:t>
+        <w:t xml:space="preserve">Example 14 (Choosing at random from a finite set and from an interval)</w:t>
       </w:r>
       <w:r>
         <w:t xml:space="preserve"> </w:t>
@@ -10225,7 +10555,7 @@
       <w:r>
         <w:t xml:space="preserve"> </w:t>
       </w:r>
-      <w:hyperlink r:id="rId37">
+      <w:hyperlink r:id="rId42">
         <w:r>
           <w:rPr>
             <w:rStyle w:val="Hyperlink"/>
@@ -10576,7 +10906,7 @@
       <w:r>
         <w:t xml:space="preserve"> </w:t>
       </w:r>
-      <w:hyperlink r:id="rId56">
+      <w:hyperlink r:id="rId61">
         <m:oMath>
           <m:r>
             <m:rPr>
@@ -10641,8 +10971,8 @@
         <w:t xml:space="preserve">so they have no choice at random in this sense.</w:t>
       </w:r>
     </w:p>
-    <w:bookmarkEnd w:id="57"/>
-    <w:bookmarkStart w:id="58" w:name="exm-random-choice-auto"/>
+    <w:bookmarkEnd w:id="62"/>
+    <w:bookmarkStart w:id="63" w:name="exm-random-choice-auto"/>
     <w:p>
       <w:pPr>
         <w:pStyle w:val="BodyText"/>
@@ -10652,7 +10982,7 @@
           <w:b/>
           <w:bCs/>
         </w:rPr>
-        <w:t xml:space="preserve">Example 12 (Choosing a car at random from the Auto data)</w:t>
+        <w:t xml:space="preserve">Example 15 (Choosing a car at random from the Auto data)</w:t>
       </w:r>
       <w:r>
         <w:t xml:space="preserve"> </w:t>
@@ -10668,7 +10998,7 @@
           <w:rPr>
             <w:rStyle w:val="Hyperlink"/>
           </w:rPr>
-          <w:t xml:space="preserve">Example 2</w:t>
+          <w:t xml:space="preserve">Example 5</w:t>
         </w:r>
       </w:hyperlink>
       <w:r>
@@ -10728,7 +11058,7 @@
           <w:rPr>
             <w:rStyle w:val="Hyperlink"/>
           </w:rPr>
-          <w:t xml:space="preserve">Definition 10</w:t>
+          <w:t xml:space="preserve">Definition 12</w:t>
         </w:r>
       </w:hyperlink>
       <w:r>
@@ -10941,9 +11271,9 @@
         <w:t xml:space="preserve">#&gt; [1] 0.5076531</w:t>
       </w:r>
     </w:p>
-    <w:bookmarkEnd w:id="58"/>
-    <w:bookmarkEnd w:id="59"/>
-    <w:bookmarkStart w:id="82" w:name="conditional-probability"/>
+    <w:bookmarkEnd w:id="63"/>
+    <w:bookmarkEnd w:id="64"/>
+    <w:bookmarkStart w:id="87" w:name="conditional-probability"/>
     <w:p>
       <w:pPr>
         <w:pStyle w:val="Heading2"/>
@@ -10952,7 +11282,7 @@
         <w:t xml:space="preserve">2 Conditional probability</w:t>
       </w:r>
     </w:p>
-    <w:bookmarkStart w:id="60" w:name="def-conditional-prob"/>
+    <w:bookmarkStart w:id="65" w:name="def-conditional-prob"/>
     <w:p>
       <w:pPr>
         <w:pStyle w:val="FirstParagraph"/>
@@ -10962,7 +11292,7 @@
           <w:b/>
           <w:bCs/>
         </w:rPr>
-        <w:t xml:space="preserve">Definition 11 (Conditional probability)</w:t>
+        <w:t xml:space="preserve">Definition 13 (Conditional probability)</w:t>
       </w:r>
       <w:r>
         <w:t xml:space="preserve"> </w:t>
@@ -11249,7 +11579,7 @@
         </m:oMath>
       </m:oMathPara>
     </w:p>
-    <w:bookmarkEnd w:id="60"/>
+    <w:bookmarkEnd w:id="65"/>
     <w:p>
       <w:pPr>
         <w:pStyle w:val="FirstParagraph"/>
@@ -11381,7 +11711,7 @@
         <w:t xml:space="preserve">.</w:t>
       </w:r>
     </w:p>
-    <w:bookmarkStart w:id="61" w:name="exm-conditional-prob"/>
+    <w:bookmarkStart w:id="66" w:name="exm-conditional-prob"/>
     <w:p>
       <w:pPr>
         <w:pStyle w:val="BodyText"/>
@@ -11391,7 +11721,7 @@
           <w:b/>
           <w:bCs/>
         </w:rPr>
-        <w:t xml:space="preserve">Example 13 (Rolling a six, given an even roll)</w:t>
+        <w:t xml:space="preserve">Example 16 (Rolling a six, given an even roll)</w:t>
       </w:r>
       <w:r>
         <w:t xml:space="preserve"> </w:t>
@@ -11404,7 +11734,7 @@
           <w:rPr>
             <w:rStyle w:val="Hyperlink"/>
           </w:rPr>
-          <w:t xml:space="preserve">Example 9</w:t>
+          <w:t xml:space="preserve">Example 12</w:t>
         </w:r>
       </w:hyperlink>
       <w:r>
@@ -11785,8 +12115,8 @@
         </m:oMath>
       </m:oMathPara>
     </w:p>
-    <w:bookmarkEnd w:id="61"/>
-    <w:bookmarkStart w:id="62" w:name="thm-law-conditional-prob"/>
+    <w:bookmarkEnd w:id="66"/>
+    <w:bookmarkStart w:id="67" w:name="thm-law-conditional-prob"/>
     <w:p>
       <w:pPr>
         <w:pStyle w:val="FirstParagraph"/>
@@ -11976,7 +12306,7 @@
         </m:oMath>
       </m:oMathPara>
     </w:p>
-    <w:bookmarkEnd w:id="62"/>
+    <w:bookmarkEnd w:id="67"/>
     <w:p>
       <w:pPr>
         <w:pStyle w:val="FirstParagraph"/>
@@ -12002,7 +12332,7 @@
           <w:rPr>
             <w:rStyle w:val="Hyperlink"/>
           </w:rPr>
-          <w:t xml:space="preserve">Definition 11</w:t>
+          <w:t xml:space="preserve">Definition 13</w:t>
         </w:r>
       </w:hyperlink>
       <w:r>
@@ -12276,7 +12606,7 @@
         </m:oMath>
       </m:oMathPara>
     </w:p>
-    <w:bookmarkStart w:id="63" w:name="exm-law-conditional-prob"/>
+    <w:bookmarkStart w:id="68" w:name="exm-law-conditional-prob"/>
     <w:p>
       <w:pPr>
         <w:pStyle w:val="FirstParagraph"/>
@@ -12286,7 +12616,7 @@
           <w:b/>
           <w:bCs/>
         </w:rPr>
-        <w:t xml:space="preserve">Example 14 (Applying the law of conditional probability)</w:t>
+        <w:t xml:space="preserve">Example 17 (Applying the law of conditional probability)</w:t>
       </w:r>
       <w:r>
         <w:t xml:space="preserve"> </w:t>
@@ -12608,8 +12938,8 @@
         </m:oMath>
       </m:oMathPara>
     </w:p>
-    <w:bookmarkEnd w:id="63"/>
-    <w:bookmarkStart w:id="64" w:name="thm-total-prob"/>
+    <w:bookmarkEnd w:id="68"/>
+    <w:bookmarkStart w:id="69" w:name="thm-total-prob"/>
     <w:p>
       <w:pPr>
         <w:pStyle w:val="FirstParagraph"/>
@@ -12928,7 +13258,7 @@
         </m:oMath>
       </m:oMathPara>
     </w:p>
-    <w:bookmarkEnd w:id="64"/>
+    <w:bookmarkEnd w:id="69"/>
     <w:p>
       <w:pPr>
         <w:pStyle w:val="FirstParagraph"/>
@@ -13102,7 +13432,7 @@
       <w:r>
         <w:t xml:space="preserve"> </w:t>
       </w:r>
-      <w:hyperlink r:id="rId44">
+      <w:hyperlink r:id="rId49">
         <w:r>
           <w:rPr>
             <w:rStyle w:val="Hyperlink"/>
@@ -13451,7 +13781,7 @@
         </m:oMath>
       </m:oMathPara>
     </w:p>
-    <w:bookmarkStart w:id="65" w:name="thm-bayes"/>
+    <w:bookmarkStart w:id="70" w:name="thm-bayes"/>
     <w:p>
       <w:pPr>
         <w:pStyle w:val="FirstParagraph"/>
@@ -13712,7 +14042,7 @@
         </m:oMath>
       </m:oMathPara>
     </w:p>
-    <w:bookmarkEnd w:id="65"/>
+    <w:bookmarkEnd w:id="70"/>
     <w:p>
       <w:pPr>
         <w:pStyle w:val="FirstParagraph"/>
@@ -13738,7 +14068,7 @@
           <w:rPr>
             <w:rStyle w:val="Hyperlink"/>
           </w:rPr>
-          <w:t xml:space="preserve">Definition 11</w:t>
+          <w:t xml:space="preserve">Definition 13</w:t>
         </w:r>
       </w:hyperlink>
       <w:r>
@@ -14159,7 +14489,7 @@
         </m:oMath>
       </m:oMathPara>
     </w:p>
-    <w:bookmarkStart w:id="66" w:name="exm-bayes"/>
+    <w:bookmarkStart w:id="71" w:name="exm-bayes"/>
     <w:p>
       <w:pPr>
         <w:pStyle w:val="FirstParagraph"/>
@@ -14169,7 +14499,7 @@
           <w:b/>
           <w:bCs/>
         </w:rPr>
-        <w:t xml:space="preserve">Example 15 (Positive predictive value of a medical test)</w:t>
+        <w:t xml:space="preserve">Example 18 (Positive predictive value of a medical test)</w:t>
       </w:r>
       <w:r>
         <w:t xml:space="preserve"> </w:t>
@@ -15201,8 +15531,8 @@
         <w:t xml:space="preserve">because the disease prevalence is relatively low (7%).</w:t>
       </w:r>
     </w:p>
-    <w:bookmarkEnd w:id="66"/>
-    <w:bookmarkStart w:id="67" w:name="exr-bayes"/>
+    <w:bookmarkEnd w:id="71"/>
+    <w:bookmarkStart w:id="72" w:name="exr-bayes"/>
     <w:p>
       <w:pPr>
         <w:pStyle w:val="BodyText"/>
@@ -15222,7 +15552,7 @@
           <w:rPr>
             <w:rStyle w:val="Hyperlink"/>
           </w:rPr>
-          <w:t xml:space="preserve">Definition 11</w:t>
+          <w:t xml:space="preserve">Definition 13</w:t>
         </w:r>
       </w:hyperlink>
       <w:r>
@@ -15540,8 +15870,8 @@
         <w:t xml:space="preserve">, and none of them jointly.</w:t>
       </w:r>
     </w:p>
-    <w:bookmarkEnd w:id="67"/>
-    <w:bookmarkStart w:id="69" w:name="sol-bayes"/>
+    <w:bookmarkEnd w:id="72"/>
+    <w:bookmarkStart w:id="74" w:name="sol-bayes"/>
     <w:p>
       <w:pPr>
         <w:pStyle w:val="BodyText"/>
@@ -15567,7 +15897,7 @@
           <w:rPr>
             <w:rStyle w:val="Hyperlink"/>
           </w:rPr>
-          <w:t xml:space="preserve">Definition 11</w:t>
+          <w:t xml:space="preserve">Definition 13</w:t>
         </w:r>
       </w:hyperlink>
       <w:r>
@@ -15855,7 +16185,7 @@
       <w:pPr>
         <w:pStyle w:val="BodyText"/>
       </w:pPr>
-      <w:bookmarkStart w:id="68" w:name="eq-bayes"/>
+      <w:bookmarkStart w:id="73" w:name="eq-bayes"/>
       <m:oMathPara>
         <m:oMathParaPr>
           <m:jc m:val="center"/>
@@ -16001,7 +16331,7 @@
           </m:r>
         </m:oMath>
       </m:oMathPara>
-      <w:bookmarkEnd w:id="68"/>
+      <w:bookmarkEnd w:id="73"/>
     </w:p>
     <w:p>
       <w:pPr>
@@ -16582,8 +16912,8 @@
         <w:t xml:space="preserve">decreases it.</w:t>
       </w:r>
     </w:p>
-    <w:bookmarkEnd w:id="69"/>
-    <w:bookmarkStart w:id="70" w:name="exr-base-rate"/>
+    <w:bookmarkEnd w:id="74"/>
+    <w:bookmarkStart w:id="75" w:name="exr-base-rate"/>
     <w:p>
       <w:pPr>
         <w:pStyle w:val="BodyText"/>
@@ -16688,8 +17018,8 @@
         <w:t xml:space="preserve">.</w:t>
       </w:r>
     </w:p>
-    <w:bookmarkEnd w:id="70"/>
-    <w:bookmarkStart w:id="71" w:name="sol-base-rate"/>
+    <w:bookmarkEnd w:id="75"/>
+    <w:bookmarkStart w:id="76" w:name="sol-base-rate"/>
     <w:p>
       <w:pPr>
         <w:pStyle w:val="BodyText"/>
@@ -17654,7 +17984,7 @@
         <w:t xml:space="preserve">and it illustrates why raw accuracy can be misleading on rare events.</w:t>
       </w:r>
     </w:p>
-    <w:bookmarkEnd w:id="71"/>
+    <w:bookmarkEnd w:id="76"/>
     <w:tbl>
       <w:tblPr>
         <w:tblStyle w:val="Table"/>
@@ -17696,18 +18026,18 @@
                 <wp:inline>
                   <wp:extent cx="152400" cy="152400"/>
                   <wp:effectExtent b="0" l="0" r="0" t="0"/>
-                  <wp:docPr descr="" title="" id="73" name="Picture"/>
+                  <wp:docPr descr="" title="" id="78" name="Picture"/>
                   <a:graphic>
                     <a:graphicData uri="http://schemas.openxmlformats.org/drawingml/2006/picture">
                       <pic:pic>
                         <pic:nvPicPr>
-                          <pic:cNvPr descr="/opt/quarto/share/formats/docx/tip.png" id="74" name="Picture"/>
+                          <pic:cNvPr descr="/opt/quarto/share/formats/docx/tip.png" id="79" name="Picture"/>
                           <pic:cNvPicPr>
                             <a:picLocks noChangeArrowheads="1" noChangeAspect="1"/>
                           </pic:cNvPicPr>
                         </pic:nvPicPr>
                         <pic:blipFill>
-                          <a:blip r:embed="rId72"/>
+                          <a:blip r:embed="rId77"/>
                           <a:stretch>
                             <a:fillRect/>
                           </a:stretch>
@@ -17769,7 +18099,7 @@
             <w:r>
               <w:t xml:space="preserve"> </w:t>
             </w:r>
-            <w:hyperlink r:id="rId75">
+            <w:hyperlink r:id="rId80">
               <w:r>
                 <w:rPr>
                   <w:rStyle w:val="Hyperlink"/>
@@ -17813,7 +18143,7 @@
             <w:r>
               <w:t xml:space="preserve"> </w:t>
             </w:r>
-            <w:hyperlink r:id="rId76">
+            <w:hyperlink r:id="rId81">
               <w:r>
                 <w:rPr>
                   <w:rStyle w:val="Hyperlink"/>
@@ -17878,18 +18208,18 @@
                 <wp:inline>
                   <wp:extent cx="152400" cy="152400"/>
                   <wp:effectExtent b="0" l="0" r="0" t="0"/>
-                  <wp:docPr descr="" title="" id="77" name="Picture"/>
+                  <wp:docPr descr="" title="" id="82" name="Picture"/>
                   <a:graphic>
                     <a:graphicData uri="http://schemas.openxmlformats.org/drawingml/2006/picture">
                       <pic:pic>
                         <pic:nvPicPr>
-                          <pic:cNvPr descr="/opt/quarto/share/formats/docx/tip.png" id="78" name="Picture"/>
+                          <pic:cNvPr descr="/opt/quarto/share/formats/docx/tip.png" id="83" name="Picture"/>
                           <pic:cNvPicPr>
                             <a:picLocks noChangeArrowheads="1" noChangeAspect="1"/>
                           </pic:cNvPicPr>
                         </pic:nvPicPr>
                         <pic:blipFill>
-                          <a:blip r:embed="rId72"/>
+                          <a:blip r:embed="rId77"/>
                           <a:stretch>
                             <a:fillRect/>
                           </a:stretch>
@@ -17951,7 +18281,7 @@
             <w:r>
               <w:t xml:space="preserve"> </w:t>
             </w:r>
-            <w:hyperlink r:id="rId79">
+            <w:hyperlink r:id="rId84">
               <w:r>
                 <w:rPr>
                   <w:rStyle w:val="Hyperlink"/>
@@ -18001,7 +18331,7 @@
       <w:r>
         <w:t xml:space="preserve"> </w:t>
       </w:r>
-      <w:hyperlink r:id="rId80">
+      <w:hyperlink r:id="rId85">
         <w:r>
           <w:rPr>
             <w:rStyle w:val="Hyperlink"/>
@@ -18018,7 +18348,7 @@
       <w:r>
         <w:t xml:space="preserve"> </w:t>
       </w:r>
-      <w:hyperlink r:id="rId81">
+      <w:hyperlink r:id="rId86">
         <w:r>
           <w:rPr>
             <w:rStyle w:val="Hyperlink"/>
@@ -18030,8 +18360,8 @@
         <w:t xml:space="preserve">.</w:t>
       </w:r>
     </w:p>
-    <w:bookmarkEnd w:id="82"/>
-    <w:bookmarkStart w:id="93" w:name="references"/>
+    <w:bookmarkEnd w:id="87"/>
+    <w:bookmarkStart w:id="98" w:name="references"/>
     <w:p>
       <w:pPr>
         <w:pStyle w:val="Heading2"/>
@@ -18040,8 +18370,8 @@
         <w:t xml:space="preserve">References</w:t>
       </w:r>
     </w:p>
-    <w:bookmarkStart w:id="92" w:name="refs"/>
-    <w:bookmarkStart w:id="84" w:name="ref-fiveminuteai_probstat"/>
+    <w:bookmarkStart w:id="97" w:name="refs"/>
+    <w:bookmarkStart w:id="89" w:name="ref-fiveminuteai_probstat"/>
     <w:p>
       <w:pPr>
         <w:pStyle w:val="Bibliography"/>
@@ -18065,7 +18395,7 @@
       <w:r>
         <w:t xml:space="preserve"> </w:t>
       </w:r>
-      <w:hyperlink r:id="rId83">
+      <w:hyperlink r:id="rId88">
         <w:r>
           <w:rPr>
             <w:rStyle w:val="Hyperlink"/>
@@ -18077,8 +18407,8 @@
         <w:t xml:space="preserve">.</w:t>
       </w:r>
     </w:p>
-    <w:bookmarkEnd w:id="84"/>
-    <w:bookmarkStart w:id="86" w:name="ref-CaseBerg01"/>
+    <w:bookmarkEnd w:id="89"/>
+    <w:bookmarkStart w:id="91" w:name="ref-CaseBerg01"/>
     <w:p>
       <w:pPr>
         <w:pStyle w:val="Bibliography"/>
@@ -18102,7 +18432,7 @@
       <w:r>
         <w:t xml:space="preserve"> </w:t>
       </w:r>
-      <w:hyperlink r:id="rId85">
+      <w:hyperlink r:id="rId90">
         <w:r>
           <w:rPr>
             <w:rStyle w:val="Hyperlink"/>
@@ -18114,8 +18444,8 @@
         <w:t xml:space="preserve">.</w:t>
       </w:r>
     </w:p>
-    <w:bookmarkEnd w:id="86"/>
-    <w:bookmarkStart w:id="87" w:name="ref-hutchinson2024data471"/>
+    <w:bookmarkEnd w:id="91"/>
+    <w:bookmarkStart w:id="92" w:name="ref-hutchinson2024data471"/>
     <w:p>
       <w:pPr>
         <w:pStyle w:val="Bibliography"/>
@@ -18151,8 +18481,8 @@
         <w:t xml:space="preserve">. Western Washington University.</w:t>
       </w:r>
     </w:p>
-    <w:bookmarkEnd w:id="87"/>
-    <w:bookmarkStart w:id="89" w:name="ref-hutchinson_wwu_ml_videos"/>
+    <w:bookmarkEnd w:id="92"/>
+    <w:bookmarkStart w:id="94" w:name="ref-hutchinson_wwu_ml_videos"/>
     <w:p>
       <w:pPr>
         <w:pStyle w:val="Bibliography"/>
@@ -18218,7 +18548,7 @@
       <w:r>
         <w:t xml:space="preserve"> </w:t>
       </w:r>
-      <w:hyperlink r:id="rId88">
+      <w:hyperlink r:id="rId93">
         <w:r>
           <w:rPr>
             <w:rStyle w:val="Hyperlink"/>
@@ -18230,8 +18560,8 @@
         <w:t xml:space="preserve">.</w:t>
       </w:r>
     </w:p>
-    <w:bookmarkEnd w:id="89"/>
-    <w:bookmarkStart w:id="91" w:name="ref-ross-probsim"/>
+    <w:bookmarkEnd w:id="94"/>
+    <w:bookmarkStart w:id="96" w:name="ref-ross-probsim"/>
     <w:p>
       <w:pPr>
         <w:pStyle w:val="Bibliography"/>
@@ -18255,7 +18585,7 @@
       <w:r>
         <w:t xml:space="preserve"> </w:t>
       </w:r>
-      <w:hyperlink r:id="rId90">
+      <w:hyperlink r:id="rId95">
         <w:r>
           <w:rPr>
             <w:rStyle w:val="Hyperlink"/>
@@ -18267,9 +18597,9 @@
         <w:t xml:space="preserve">.</w:t>
       </w:r>
     </w:p>
-    <w:bookmarkEnd w:id="91"/>
-    <w:bookmarkEnd w:id="92"/>
-    <w:bookmarkEnd w:id="93"/>
+    <w:bookmarkEnd w:id="96"/>
+    <w:bookmarkEnd w:id="97"/>
+    <w:bookmarkEnd w:id="98"/>
     <w:sectPr>
       <w:footnotePr>
         <w:numRestart w:val="eachSect"/>
